--- a/EXPORTS/DOCX/published/niveau2/Dutch/MilitaryAndNavy.docx
+++ b/EXPORTS/DOCX/published/niveau2/Dutch/MilitaryAndNavy.docx
@@ -17,7 +17,7 @@
         <w:autoSpaceDE w:val="0"/>
         <w:widowControl/>
         <w:spacing w:line="576" w:lineRule="exact" w:before="144" w:after="0"/>
-        <w:ind w:left="20" w:right="3168" w:firstLine="0"/>
+        <w:ind w:left="10" w:right="3168" w:firstLine="0"/>
         <w:jc w:val="left"/>
       </w:pPr>
       <w:r>
@@ -47,7 +47,7 @@
         <w:autoSpaceDE w:val="0"/>
         <w:widowControl/>
         <w:spacing w:line="540" w:lineRule="exact" w:before="214" w:after="0"/>
-        <w:ind w:left="20" w:right="0" w:firstLine="0"/>
+        <w:ind w:left="10" w:right="0" w:firstLine="0"/>
         <w:jc w:val="left"/>
       </w:pPr>
       <w:r>
@@ -67,7 +67,7 @@
         <w:autoSpaceDE w:val="0"/>
         <w:widowControl/>
         <w:spacing w:line="288" w:lineRule="exact" w:before="292" w:after="0"/>
-        <w:ind w:left="20" w:right="288" w:firstLine="0"/>
+        <w:ind w:left="10" w:right="288" w:firstLine="0"/>
         <w:jc w:val="left"/>
       </w:pPr>
       <w:r>
@@ -117,7 +117,7 @@
         <w:autoSpaceDE w:val="0"/>
         <w:widowControl/>
         <w:spacing w:line="420" w:lineRule="exact" w:before="204" w:after="0"/>
-        <w:ind w:left="20" w:right="0" w:firstLine="0"/>
+        <w:ind w:left="10" w:right="0" w:firstLine="0"/>
         <w:jc w:val="left"/>
       </w:pPr>
       <w:r>
@@ -137,7 +137,7 @@
         <w:autoSpaceDE w:val="0"/>
         <w:widowControl/>
         <w:spacing w:line="288" w:lineRule="exact" w:before="274" w:after="0"/>
-        <w:ind w:left="20" w:right="0" w:firstLine="0"/>
+        <w:ind w:left="10" w:right="0" w:firstLine="0"/>
         <w:jc w:val="left"/>
       </w:pPr>
       <w:r>
@@ -155,7 +155,7 @@
           <w:rFonts w:ascii="Charis SIL Regular" w:hAnsi="Charis SIL Regular" w:eastAsia="Charis SIL Regular"/>
           <w:b w:val="0"/>
           <w:i w:val="0"/>
-          <w:color w:val="0066CC"/>
+          <w:color w:val="0000FF"/>
           <w:sz w:val="24"/>
           <w:u w:val="single"/>
         </w:rPr>
@@ -173,7 +173,7 @@
           <w:rFonts w:ascii="Charis SIL Regular" w:hAnsi="Charis SIL Regular" w:eastAsia="Charis SIL Regular"/>
           <w:b w:val="0"/>
           <w:i w:val="0"/>
-          <w:color w:val="0066CC"/>
+          <w:color w:val="0000FF"/>
           <w:sz w:val="24"/>
           <w:u w:val="single"/>
         </w:rPr>
@@ -201,7 +201,7 @@
           <w:rFonts w:ascii="Charis SIL Regular" w:hAnsi="Charis SIL Regular" w:eastAsia="Charis SIL Regular"/>
           <w:b w:val="0"/>
           <w:i w:val="0"/>
-          <w:color w:val="0066CC"/>
+          <w:color w:val="0000FF"/>
           <w:sz w:val="24"/>
           <w:u w:val="single"/>
         </w:rPr>
@@ -229,7 +229,7 @@
           <w:rFonts w:ascii="Charis SIL Regular" w:hAnsi="Charis SIL Regular" w:eastAsia="Charis SIL Regular"/>
           <w:b w:val="0"/>
           <w:i w:val="0"/>
-          <w:color w:val="0066CC"/>
+          <w:color w:val="0000FF"/>
           <w:sz w:val="24"/>
           <w:u w:val="single"/>
         </w:rPr>
@@ -247,7 +247,7 @@
           <w:rFonts w:ascii="Charis SIL Regular" w:hAnsi="Charis SIL Regular" w:eastAsia="Charis SIL Regular"/>
           <w:b w:val="0"/>
           <w:i w:val="0"/>
-          <w:color w:val="0066CC"/>
+          <w:color w:val="0000FF"/>
           <w:sz w:val="24"/>
           <w:u w:val="single"/>
         </w:rPr>
@@ -258,7 +258,7 @@
           <w:rFonts w:ascii="Charis SIL Regular" w:hAnsi="Charis SIL Regular" w:eastAsia="Charis SIL Regular"/>
           <w:b w:val="0"/>
           <w:i w:val="0"/>
-          <w:color w:val="0066CC"/>
+          <w:color w:val="0000FF"/>
           <w:sz w:val="24"/>
           <w:u w:val="single"/>
         </w:rPr>
@@ -293,7 +293,7 @@
       </w:r>
       <w:r>
         <w:rPr>
-          <w:u w:val="single" w:color="0066cc"/>
+          <w:u w:val="single" w:color="0000ff"/>
           <w:rFonts w:ascii="Charis SIL Regular" w:hAnsi="Charis SIL Regular" w:eastAsia="Charis SIL Regular"/>
           <w:b w:val="0"/>
           <w:i w:val="0"/>
@@ -311,7 +311,7 @@
       </w:r>
       <w:r>
         <w:rPr>
-          <w:u w:val="single" w:color="0066cc"/>
+          <w:u w:val="single" w:color="0000ff"/>
           <w:rFonts w:ascii="Charis SIL Regular" w:hAnsi="Charis SIL Regular" w:eastAsia="Charis SIL Regular"/>
           <w:b w:val="0"/>
           <w:i w:val="0"/>
@@ -329,7 +329,7 @@
       </w:r>
       <w:r>
         <w:rPr>
-          <w:u w:val="single" w:color="0066cc"/>
+          <w:u w:val="single" w:color="0000ff"/>
           <w:rFonts w:ascii="Charis SIL Regular" w:hAnsi="Charis SIL Regular" w:eastAsia="Charis SIL Regular"/>
           <w:b w:val="0"/>
           <w:i w:val="0"/>
@@ -350,7 +350,7 @@
       </w:r>
       <w:r>
         <w:rPr>
-          <w:u w:val="single" w:color="0066cc"/>
+          <w:u w:val="single" w:color="0000ff"/>
           <w:rFonts w:ascii="Charis SIL Regular" w:hAnsi="Charis SIL Regular" w:eastAsia="Charis SIL Regular"/>
           <w:b w:val="0"/>
           <w:i w:val="0"/>
@@ -378,7 +378,7 @@
       </w:r>
       <w:r>
         <w:rPr>
-          <w:u w:val="single" w:color="0066cc"/>
+          <w:u w:val="single" w:color="0000ff"/>
           <w:rFonts w:ascii="Charis SIL Regular" w:hAnsi="Charis SIL Regular" w:eastAsia="Charis SIL Regular"/>
           <w:b w:val="0"/>
           <w:i w:val="0"/>
@@ -396,7 +396,7 @@
       </w:r>
       <w:r>
         <w:rPr>
-          <w:u w:val="single" w:color="0066cc"/>
+          <w:u w:val="single" w:color="0000ff"/>
           <w:rFonts w:ascii="Charis SIL Regular" w:hAnsi="Charis SIL Regular" w:eastAsia="Charis SIL Regular"/>
           <w:b w:val="0"/>
           <w:i w:val="0"/>
@@ -410,7 +410,7 @@
           <w:rFonts w:ascii="Charis SIL Regular" w:hAnsi="Charis SIL Regular" w:eastAsia="Charis SIL Regular"/>
           <w:b w:val="0"/>
           <w:i w:val="0"/>
-          <w:color w:val="0066CC"/>
+          <w:color w:val="0000FF"/>
           <w:sz w:val="24"/>
           <w:u w:val="single"/>
         </w:rPr>
@@ -428,7 +428,7 @@
           <w:rFonts w:ascii="Charis SIL Regular" w:hAnsi="Charis SIL Regular" w:eastAsia="Charis SIL Regular"/>
           <w:b w:val="0"/>
           <w:i w:val="0"/>
-          <w:color w:val="0066CC"/>
+          <w:color w:val="0000FF"/>
           <w:sz w:val="24"/>
           <w:u w:val="single"/>
         </w:rPr>
@@ -446,7 +446,7 @@
           <w:rFonts w:ascii="Charis SIL Regular" w:hAnsi="Charis SIL Regular" w:eastAsia="Charis SIL Regular"/>
           <w:b w:val="0"/>
           <w:i w:val="0"/>
-          <w:color w:val="0066CC"/>
+          <w:color w:val="0000FF"/>
           <w:sz w:val="24"/>
           <w:u w:val="single"/>
         </w:rPr>
@@ -464,7 +464,7 @@
           <w:rFonts w:ascii="Charis SIL Regular" w:hAnsi="Charis SIL Regular" w:eastAsia="Charis SIL Regular"/>
           <w:b w:val="0"/>
           <w:i w:val="0"/>
-          <w:color w:val="0066CC"/>
+          <w:color w:val="0000FF"/>
           <w:sz w:val="24"/>
           <w:u w:val="single"/>
         </w:rPr>
@@ -475,7 +475,7 @@
           <w:rFonts w:ascii="Charis SIL Regular" w:hAnsi="Charis SIL Regular" w:eastAsia="Charis SIL Regular"/>
           <w:b w:val="0"/>
           <w:i w:val="0"/>
-          <w:color w:val="0066CC"/>
+          <w:color w:val="0000FF"/>
           <w:sz w:val="24"/>
           <w:u w:val="single"/>
         </w:rPr>
@@ -493,7 +493,7 @@
           <w:rFonts w:ascii="Charis SIL Regular" w:hAnsi="Charis SIL Regular" w:eastAsia="Charis SIL Regular"/>
           <w:b w:val="0"/>
           <w:i w:val="0"/>
-          <w:color w:val="0066CC"/>
+          <w:color w:val="0000FF"/>
           <w:sz w:val="24"/>
           <w:u w:val="single"/>
         </w:rPr>
@@ -504,7 +504,7 @@
           <w:rFonts w:ascii="Charis SIL Regular" w:hAnsi="Charis SIL Regular" w:eastAsia="Charis SIL Regular"/>
           <w:b w:val="0"/>
           <w:i w:val="0"/>
-          <w:color w:val="0066CC"/>
+          <w:color w:val="0000FF"/>
           <w:sz w:val="24"/>
           <w:u w:val="single"/>
         </w:rPr>
@@ -522,7 +522,7 @@
           <w:rFonts w:ascii="Charis SIL Regular" w:hAnsi="Charis SIL Regular" w:eastAsia="Charis SIL Regular"/>
           <w:b w:val="0"/>
           <w:i w:val="0"/>
-          <w:color w:val="0066CC"/>
+          <w:color w:val="0000FF"/>
           <w:sz w:val="24"/>
           <w:u w:val="single"/>
         </w:rPr>
@@ -533,7 +533,7 @@
           <w:rFonts w:ascii="Charis SIL Regular" w:hAnsi="Charis SIL Regular" w:eastAsia="Charis SIL Regular"/>
           <w:b w:val="0"/>
           <w:i w:val="0"/>
-          <w:color w:val="0066CC"/>
+          <w:color w:val="0000FF"/>
           <w:sz w:val="24"/>
           <w:u w:val="single"/>
         </w:rPr>
@@ -558,7 +558,7 @@
       </w:r>
       <w:r>
         <w:rPr>
-          <w:u w:val="single" w:color="0066cc"/>
+          <w:u w:val="single" w:color="0000ff"/>
           <w:rFonts w:ascii="Charis SIL Regular" w:hAnsi="Charis SIL Regular" w:eastAsia="Charis SIL Regular"/>
           <w:b w:val="0"/>
           <w:i w:val="0"/>
@@ -576,20 +576,14 @@
       </w:r>
       <w:r>
         <w:rPr>
+          <w:u w:val="single" w:color="0000ff"/>
           <w:rFonts w:ascii="Charis SIL Regular" w:hAnsi="Charis SIL Regular" w:eastAsia="Charis SIL Regular"/>
           <w:b w:val="0"/>
           <w:i w:val="0"/>
           <w:color w:val="000000"/>
           <w:sz w:val="24"/>
         </w:rPr>
-        <w:hyperlink r:id="rId12" w:history="1">
-          <w:r>
-            <w:rPr>
-              <w:rStyle w:val="Hyperlink"/>
-            </w:rPr>
-            <w:t>en</w:t>
-          </w:r>
-        </w:hyperlink>
+        <w:t>en</w:t>
       </w:r>
       <w:r>
         <w:rPr>
@@ -603,7 +597,7 @@
       </w:r>
       <w:r>
         <w:rPr>
-          <w:u w:val="single" w:color="0066cc"/>
+          <w:u w:val="single" w:color="0000ff"/>
           <w:rFonts w:ascii="Charis SIL Regular" w:hAnsi="Charis SIL Regular" w:eastAsia="Charis SIL Regular"/>
           <w:b w:val="0"/>
           <w:i w:val="0"/>
@@ -621,7 +615,7 @@
       </w:r>
       <w:r>
         <w:rPr>
-          <w:u w:val="single" w:color="0066cc"/>
+          <w:u w:val="single" w:color="0000ff"/>
           <w:rFonts w:ascii="Charis SIL Regular" w:hAnsi="Charis SIL Regular" w:eastAsia="Charis SIL Regular"/>
           <w:b w:val="0"/>
           <w:i w:val="0"/>
@@ -639,7 +633,7 @@
       </w:r>
       <w:r>
         <w:rPr>
-          <w:u w:val="single" w:color="0066cc"/>
+          <w:u w:val="single" w:color="0000ff"/>
           <w:rFonts w:ascii="Charis SIL Regular" w:hAnsi="Charis SIL Regular" w:eastAsia="Charis SIL Regular"/>
           <w:b w:val="0"/>
           <w:i w:val="0"/>
@@ -657,7 +651,7 @@
       </w:r>
       <w:r>
         <w:rPr>
-          <w:u w:val="single" w:color="0066cc"/>
+          <w:u w:val="single" w:color="0000ff"/>
           <w:rFonts w:ascii="Charis SIL Regular" w:hAnsi="Charis SIL Regular" w:eastAsia="Charis SIL Regular"/>
           <w:b w:val="0"/>
           <w:i w:val="0"/>
@@ -675,7 +669,7 @@
       </w:r>
       <w:r>
         <w:rPr>
-          <w:u w:val="single" w:color="0066cc"/>
+          <w:u w:val="single" w:color="0000ff"/>
           <w:rFonts w:ascii="Charis SIL Regular" w:hAnsi="Charis SIL Regular" w:eastAsia="Charis SIL Regular"/>
           <w:b w:val="0"/>
           <w:i w:val="0"/>
@@ -693,7 +687,7 @@
       </w:r>
       <w:r>
         <w:rPr>
-          <w:u w:val="single" w:color="0066cc"/>
+          <w:u w:val="single" w:color="0000ff"/>
           <w:rFonts w:ascii="Charis SIL Regular" w:hAnsi="Charis SIL Regular" w:eastAsia="Charis SIL Regular"/>
           <w:b w:val="0"/>
           <w:i w:val="0"/>
@@ -711,7 +705,7 @@
       </w:r>
       <w:r>
         <w:rPr>
-          <w:u w:val="single" w:color="0066cc"/>
+          <w:u w:val="single" w:color="0000ff"/>
           <w:rFonts w:ascii="Charis SIL Regular" w:hAnsi="Charis SIL Regular" w:eastAsia="Charis SIL Regular"/>
           <w:b w:val="0"/>
           <w:i w:val="0"/>
@@ -735,7 +729,7 @@
           <w:rFonts w:ascii="Charis SIL Regular" w:hAnsi="Charis SIL Regular" w:eastAsia="Charis SIL Regular"/>
           <w:b w:val="0"/>
           <w:i w:val="0"/>
-          <w:color w:val="0066CC"/>
+          <w:color w:val="0000FF"/>
           <w:sz w:val="24"/>
           <w:u w:val="single"/>
         </w:rPr>
@@ -760,7 +754,7 @@
       </w:r>
       <w:r>
         <w:rPr>
-          <w:u w:val="single" w:color="0066cc"/>
+          <w:u w:val="single" w:color="0000ff"/>
           <w:rFonts w:ascii="Charis SIL Regular" w:hAnsi="Charis SIL Regular" w:eastAsia="Charis SIL Regular"/>
           <w:b w:val="0"/>
           <w:i w:val="0"/>
@@ -811,7 +805,7 @@
           <w:rFonts w:ascii="Charis SIL Regular" w:hAnsi="Charis SIL Regular" w:eastAsia="Charis SIL Regular"/>
           <w:b w:val="0"/>
           <w:i w:val="0"/>
-          <w:color w:val="0066CC"/>
+          <w:color w:val="0000FF"/>
           <w:sz w:val="24"/>
           <w:u w:val="single"/>
         </w:rPr>
@@ -829,7 +823,7 @@
           <w:rFonts w:ascii="Charis SIL Regular" w:hAnsi="Charis SIL Regular" w:eastAsia="Charis SIL Regular"/>
           <w:b w:val="0"/>
           <w:i w:val="0"/>
-          <w:color w:val="0066CC"/>
+          <w:color w:val="0000FF"/>
           <w:sz w:val="24"/>
           <w:u w:val="single"/>
         </w:rPr>
@@ -840,7 +834,7 @@
           <w:rFonts w:ascii="Charis SIL Regular" w:hAnsi="Charis SIL Regular" w:eastAsia="Charis SIL Regular"/>
           <w:b w:val="0"/>
           <w:i w:val="0"/>
-          <w:color w:val="0066CC"/>
+          <w:color w:val="0000FF"/>
           <w:sz w:val="24"/>
           <w:u w:val="single"/>
         </w:rPr>
@@ -858,7 +852,7 @@
           <w:rFonts w:ascii="Charis SIL Regular" w:hAnsi="Charis SIL Regular" w:eastAsia="Charis SIL Regular"/>
           <w:b w:val="0"/>
           <w:i w:val="0"/>
-          <w:color w:val="0066CC"/>
+          <w:color w:val="0000FF"/>
           <w:sz w:val="24"/>
           <w:u w:val="single"/>
         </w:rPr>
@@ -869,7 +863,7 @@
           <w:rFonts w:ascii="Charis SIL Regular" w:hAnsi="Charis SIL Regular" w:eastAsia="Charis SIL Regular"/>
           <w:b w:val="0"/>
           <w:i w:val="0"/>
-          <w:color w:val="0066CC"/>
+          <w:color w:val="0000FF"/>
           <w:sz w:val="24"/>
           <w:u w:val="single"/>
         </w:rPr>
@@ -900,11 +894,29 @@
           <w:color w:val="000000"/>
           <w:sz w:val="24"/>
         </w:rPr>
-        <w:t>werden tienduizenden vrijwillige en dienstplichtige soldaten uit h</w:t>
+        <w:t>werden tienduizenden vrijwillige en die</w:t>
       </w:r>
       <w:r>
         <w:rPr>
-          <w:u w:val="single" w:color="0066cc"/>
+          <w:u w:val="single" w:color="0000ff"/>
+          <w:rFonts w:ascii="Charis SIL Regular" w:hAnsi="Charis SIL Regular" w:eastAsia="Charis SIL Regular"/>
+          <w:b w:val="0"/>
+          <w:i w:val="0"/>
+          <w:color w:val="000000"/>
+          <w:sz w:val="24"/>
+        </w:rPr>
+        <w:hyperlink r:id="rId14" w:history="1">
+          <w:r>
+            <w:rPr>
+              <w:rStyle w:val="Hyperlink"/>
+            </w:rPr>
+            <w:t>nstplichtige soldaten uit h</w:t>
+          </w:r>
+        </w:hyperlink>
+      </w:r>
+      <w:r>
+        <w:rPr>
+          <w:u w:val="single" w:color="0000ff"/>
           <w:rFonts w:ascii="Charis SIL Regular" w:hAnsi="Charis SIL Regular" w:eastAsia="Charis SIL Regular"/>
           <w:b w:val="0"/>
           <w:i w:val="0"/>
@@ -922,7 +934,7 @@
       </w:r>
       <w:r>
         <w:rPr>
-          <w:u w:val="single" w:color="0066cc"/>
+          <w:u w:val="single" w:color="0000ff"/>
           <w:rFonts w:ascii="Charis SIL Regular" w:hAnsi="Charis SIL Regular" w:eastAsia="Charis SIL Regular"/>
           <w:b w:val="0"/>
           <w:i w:val="0"/>
@@ -940,7 +952,7 @@
       </w:r>
       <w:r>
         <w:rPr>
-          <w:u w:val="single" w:color="0066cc"/>
+          <w:u w:val="single" w:color="0000ff"/>
           <w:rFonts w:ascii="Charis SIL Regular" w:hAnsi="Charis SIL Regular" w:eastAsia="Charis SIL Regular"/>
           <w:b w:val="0"/>
           <w:i w:val="0"/>
@@ -976,7 +988,7 @@
         <w:autoSpaceDE w:val="0"/>
         <w:widowControl/>
         <w:spacing w:line="288" w:lineRule="exact" w:before="240" w:after="0"/>
-        <w:ind w:left="20" w:right="144" w:firstLine="0"/>
+        <w:ind w:left="10" w:right="144" w:firstLine="0"/>
         <w:jc w:val="left"/>
       </w:pPr>
       <w:r>
@@ -1014,7 +1026,7 @@
           <w:rFonts w:ascii="Charis SIL Regular" w:hAnsi="Charis SIL Regular" w:eastAsia="Charis SIL Regular"/>
           <w:b w:val="0"/>
           <w:i w:val="0"/>
-          <w:color w:val="0066CC"/>
+          <w:color w:val="0000FF"/>
           <w:sz w:val="24"/>
           <w:u w:val="single"/>
         </w:rPr>
@@ -1049,7 +1061,7 @@
       </w:r>
       <w:r>
         <w:rPr>
-          <w:u w:val="single" w:color="0066cc"/>
+          <w:u w:val="single" w:color="0000ff"/>
           <w:rFonts w:ascii="Charis SIL Regular" w:hAnsi="Charis SIL Regular" w:eastAsia="Charis SIL Regular"/>
           <w:b w:val="0"/>
           <w:i w:val="0"/>
@@ -1112,7 +1124,7 @@
         <w:autoSpaceDE w:val="0"/>
         <w:widowControl/>
         <w:spacing w:line="288" w:lineRule="exact" w:before="240" w:after="0"/>
-        <w:ind w:left="20" w:right="0" w:firstLine="0"/>
+        <w:ind w:left="10" w:right="0" w:firstLine="0"/>
         <w:jc w:val="left"/>
       </w:pPr>
       <w:r>
@@ -1182,7 +1194,7 @@
         <w:autoSpaceDE w:val="0"/>
         <w:widowControl/>
         <w:spacing w:line="420" w:lineRule="exact" w:before="204" w:after="0"/>
-        <w:ind w:left="20" w:right="0" w:firstLine="0"/>
+        <w:ind w:left="10" w:right="0" w:firstLine="0"/>
         <w:jc w:val="left"/>
       </w:pPr>
       <w:r>
@@ -1202,7 +1214,7 @@
         <w:autoSpaceDE w:val="0"/>
         <w:widowControl/>
         <w:spacing w:line="288" w:lineRule="exact" w:before="276" w:after="0"/>
-        <w:ind w:left="20" w:right="0" w:firstLine="0"/>
+        <w:ind w:left="10" w:right="0" w:firstLine="0"/>
         <w:jc w:val="left"/>
       </w:pPr>
       <w:r>
@@ -1260,7 +1272,7 @@
           <w:rFonts w:ascii="Charis SIL Regular" w:hAnsi="Charis SIL Regular" w:eastAsia="Charis SIL Regular"/>
           <w:b w:val="0"/>
           <w:i w:val="0"/>
-          <w:color w:val="0066CC"/>
+          <w:color w:val="0000FF"/>
           <w:sz w:val="24"/>
           <w:u w:val="single"/>
         </w:rPr>
@@ -1285,7 +1297,7 @@
       </w:r>
       <w:r>
         <w:rPr>
-          <w:u w:val="single" w:color="0066cc"/>
+          <w:u w:val="single" w:color="0000ff"/>
           <w:rFonts w:ascii="Charis SIL Regular" w:hAnsi="Charis SIL Regular" w:eastAsia="Charis SIL Regular"/>
           <w:b w:val="0"/>
           <w:i w:val="0"/>
@@ -1318,7 +1330,7 @@
         <w:autoSpaceDE w:val="0"/>
         <w:widowControl/>
         <w:spacing w:line="354" w:lineRule="exact" w:before="174" w:after="0"/>
-        <w:ind w:left="20" w:right="0" w:firstLine="0"/>
+        <w:ind w:left="10" w:right="0" w:firstLine="0"/>
         <w:jc w:val="left"/>
       </w:pPr>
       <w:r>
@@ -1336,7 +1348,7 @@
       <w:pPr>
         <w:sectPr>
           <w:pgSz w:w="11900" w:h="16840"/>
-          <w:pgMar w:top="448" w:right="982" w:bottom="502" w:left="940" w:header="720" w:footer="720" w:gutter="0"/>
+          <w:pgMar w:top="448" w:right="982" w:bottom="502" w:left="950" w:header="720" w:footer="720" w:gutter="0"/>
           <w:cols/>
           <w:docGrid w:linePitch="360"/>
         </w:sectPr>
@@ -1385,7 +1397,7 @@
           <w:rFonts w:ascii="Charis SIL Regular" w:hAnsi="Charis SIL Regular" w:eastAsia="Charis SIL Regular"/>
           <w:b w:val="0"/>
           <w:i w:val="0"/>
-          <w:color w:val="0066CC"/>
+          <w:color w:val="0000FF"/>
           <w:sz w:val="24"/>
           <w:u w:val="single"/>
         </w:rPr>
@@ -1403,7 +1415,7 @@
           <w:rFonts w:ascii="Charis SIL Regular" w:hAnsi="Charis SIL Regular" w:eastAsia="Charis SIL Regular"/>
           <w:b w:val="0"/>
           <w:i w:val="0"/>
-          <w:color w:val="0066CC"/>
+          <w:color w:val="0000FF"/>
           <w:sz w:val="24"/>
           <w:u w:val="single"/>
         </w:rPr>
@@ -1414,7 +1426,7 @@
           <w:rFonts w:ascii="Charis SIL Regular" w:hAnsi="Charis SIL Regular" w:eastAsia="Charis SIL Regular"/>
           <w:b w:val="0"/>
           <w:i w:val="0"/>
-          <w:color w:val="0066CC"/>
+          <w:color w:val="0000FF"/>
           <w:sz w:val="24"/>
           <w:u w:val="single"/>
         </w:rPr>
@@ -1432,7 +1444,7 @@
           <w:rFonts w:ascii="Charis SIL Regular" w:hAnsi="Charis SIL Regular" w:eastAsia="Charis SIL Regular"/>
           <w:b w:val="0"/>
           <w:i w:val="0"/>
-          <w:color w:val="0066CC"/>
+          <w:color w:val="0000FF"/>
           <w:sz w:val="24"/>
           <w:u w:val="single"/>
         </w:rPr>
@@ -1443,7 +1455,7 @@
           <w:rFonts w:ascii="Charis SIL Regular" w:hAnsi="Charis SIL Regular" w:eastAsia="Charis SIL Regular"/>
           <w:b w:val="0"/>
           <w:i w:val="0"/>
-          <w:color w:val="0066CC"/>
+          <w:color w:val="0000FF"/>
           <w:sz w:val="24"/>
           <w:u w:val="single"/>
         </w:rPr>
@@ -1544,7 +1556,7 @@
           <w:rFonts w:ascii="Charis SIL Regular" w:hAnsi="Charis SIL Regular" w:eastAsia="Charis SIL Regular"/>
           <w:b w:val="0"/>
           <w:i w:val="0"/>
-          <w:color w:val="0066CC"/>
+          <w:color w:val="0000FF"/>
           <w:sz w:val="24"/>
           <w:u w:val="single"/>
         </w:rPr>
@@ -1612,7 +1624,7 @@
           <w:rFonts w:ascii="Charis SIL Regular" w:hAnsi="Charis SIL Regular" w:eastAsia="Charis SIL Regular"/>
           <w:b w:val="0"/>
           <w:i w:val="0"/>
-          <w:color w:val="0066CC"/>
+          <w:color w:val="0000FF"/>
           <w:sz w:val="24"/>
           <w:u w:val="single"/>
         </w:rPr>
@@ -1630,7 +1642,7 @@
           <w:rFonts w:ascii="Charis SIL Regular" w:hAnsi="Charis SIL Regular" w:eastAsia="Charis SIL Regular"/>
           <w:b w:val="0"/>
           <w:i w:val="0"/>
-          <w:color w:val="0066CC"/>
+          <w:color w:val="0000FF"/>
           <w:sz w:val="24"/>
           <w:u w:val="single"/>
         </w:rPr>
@@ -1641,7 +1653,7 @@
           <w:rFonts w:ascii="Charis SIL Regular" w:hAnsi="Charis SIL Regular" w:eastAsia="Charis SIL Regular"/>
           <w:b w:val="0"/>
           <w:i w:val="0"/>
-          <w:color w:val="0066CC"/>
+          <w:color w:val="0000FF"/>
           <w:sz w:val="24"/>
           <w:u w:val="single"/>
         </w:rPr>
@@ -1659,7 +1671,7 @@
           <w:rFonts w:ascii="Charis SIL Regular" w:hAnsi="Charis SIL Regular" w:eastAsia="Charis SIL Regular"/>
           <w:b w:val="0"/>
           <w:i w:val="0"/>
-          <w:color w:val="0066CC"/>
+          <w:color w:val="0000FF"/>
           <w:sz w:val="24"/>
           <w:u w:val="single"/>
         </w:rPr>
@@ -1670,7 +1682,7 @@
           <w:rFonts w:ascii="Charis SIL Regular" w:hAnsi="Charis SIL Regular" w:eastAsia="Charis SIL Regular"/>
           <w:b w:val="0"/>
           <w:i w:val="0"/>
-          <w:color w:val="0066CC"/>
+          <w:color w:val="0000FF"/>
           <w:sz w:val="24"/>
           <w:u w:val="single"/>
         </w:rPr>
@@ -1705,7 +1717,7 @@
       </w:r>
       <w:r>
         <w:rPr>
-          <w:u w:val="single" w:color="0066cc"/>
+          <w:u w:val="single" w:color="0000ff"/>
           <w:rFonts w:ascii="Charis SIL Regular" w:hAnsi="Charis SIL Regular" w:eastAsia="Charis SIL Regular"/>
           <w:b w:val="0"/>
           <w:i w:val="0"/>
@@ -1716,7 +1728,7 @@
       </w:r>
       <w:r>
         <w:rPr>
-          <w:u w:val="single" w:color="0066cc"/>
+          <w:u w:val="single" w:color="0000ff"/>
           <w:rFonts w:ascii="Charis SIL Regular" w:hAnsi="Charis SIL Regular" w:eastAsia="Charis SIL Regular"/>
           <w:b w:val="0"/>
           <w:i w:val="0"/>
@@ -1734,7 +1746,7 @@
       </w:r>
       <w:r>
         <w:rPr>
-          <w:u w:val="single" w:color="0066cc"/>
+          <w:u w:val="single" w:color="0000ff"/>
           <w:rFonts w:ascii="Charis SIL Regular" w:hAnsi="Charis SIL Regular" w:eastAsia="Charis SIL Regular"/>
           <w:b w:val="0"/>
           <w:i w:val="0"/>
@@ -1752,7 +1764,7 @@
       </w:r>
       <w:r>
         <w:rPr>
-          <w:u w:val="single" w:color="0066cc"/>
+          <w:u w:val="single" w:color="0000ff"/>
           <w:rFonts w:ascii="Charis SIL Regular" w:hAnsi="Charis SIL Regular" w:eastAsia="Charis SIL Regular"/>
           <w:b w:val="0"/>
           <w:i w:val="0"/>
@@ -1770,7 +1782,7 @@
       </w:r>
       <w:r>
         <w:rPr>
-          <w:u w:val="single" w:color="0066cc"/>
+          <w:u w:val="single" w:color="0000ff"/>
           <w:rFonts w:ascii="Charis SIL Regular" w:hAnsi="Charis SIL Regular" w:eastAsia="Charis SIL Regular"/>
           <w:b w:val="0"/>
           <w:i w:val="0"/>
@@ -1788,7 +1800,7 @@
       </w:r>
       <w:r>
         <w:rPr>
-          <w:u w:val="single" w:color="0066cc"/>
+          <w:u w:val="single" w:color="0000ff"/>
           <w:rFonts w:ascii="Charis SIL Regular" w:hAnsi="Charis SIL Regular" w:eastAsia="Charis SIL Regular"/>
           <w:b w:val="0"/>
           <w:i w:val="0"/>
@@ -1895,7 +1907,7 @@
           <w:rFonts w:ascii="Charis SIL Regular" w:hAnsi="Charis SIL Regular" w:eastAsia="Charis SIL Regular"/>
           <w:b w:val="0"/>
           <w:i w:val="0"/>
-          <w:color w:val="0066CC"/>
+          <w:color w:val="0000FF"/>
           <w:sz w:val="24"/>
           <w:u w:val="single"/>
         </w:rPr>
@@ -1913,7 +1925,7 @@
           <w:rFonts w:ascii="Charis SIL Regular" w:hAnsi="Charis SIL Regular" w:eastAsia="Charis SIL Regular"/>
           <w:b w:val="0"/>
           <w:i w:val="0"/>
-          <w:color w:val="0066CC"/>
+          <w:color w:val="0000FF"/>
           <w:sz w:val="24"/>
           <w:u w:val="single"/>
         </w:rPr>
@@ -1924,7 +1936,7 @@
           <w:rFonts w:ascii="Charis SIL Regular" w:hAnsi="Charis SIL Regular" w:eastAsia="Charis SIL Regular"/>
           <w:b w:val="0"/>
           <w:i w:val="0"/>
-          <w:color w:val="0066CC"/>
+          <w:color w:val="0000FF"/>
           <w:sz w:val="24"/>
           <w:u w:val="single"/>
         </w:rPr>
@@ -1949,7 +1961,7 @@
       </w:r>
       <w:r>
         <w:rPr>
-          <w:u w:val="single" w:color="0066cc"/>
+          <w:u w:val="single" w:color="0000ff"/>
           <w:rFonts w:ascii="Charis SIL Regular" w:hAnsi="Charis SIL Regular" w:eastAsia="Charis SIL Regular"/>
           <w:b w:val="0"/>
           <w:i w:val="0"/>
@@ -1967,7 +1979,7 @@
       </w:r>
       <w:r>
         <w:rPr>
-          <w:u w:val="single" w:color="0066cc"/>
+          <w:u w:val="single" w:color="0000ff"/>
           <w:rFonts w:ascii="Charis SIL Regular" w:hAnsi="Charis SIL Regular" w:eastAsia="Charis SIL Regular"/>
           <w:b w:val="0"/>
           <w:i w:val="0"/>
@@ -1985,7 +1997,7 @@
       </w:r>
       <w:r>
         <w:rPr>
-          <w:u w:val="single" w:color="0066cc"/>
+          <w:u w:val="single" w:color="0000ff"/>
           <w:rFonts w:ascii="Charis SIL Regular" w:hAnsi="Charis SIL Regular" w:eastAsia="Charis SIL Regular"/>
           <w:b w:val="0"/>
           <w:i w:val="0"/>
@@ -2026,7 +2038,7 @@
           <w:rFonts w:ascii="Charis SIL Regular" w:hAnsi="Charis SIL Regular" w:eastAsia="Charis SIL Regular"/>
           <w:b w:val="0"/>
           <w:i w:val="0"/>
-          <w:color w:val="0066CC"/>
+          <w:color w:val="0000FF"/>
           <w:sz w:val="24"/>
           <w:u w:val="single"/>
         </w:rPr>
@@ -2061,7 +2073,7 @@
       </w:r>
       <w:r>
         <w:rPr>
-          <w:u w:val="single" w:color="0066cc"/>
+          <w:u w:val="single" w:color="0000ff"/>
           <w:rFonts w:ascii="Charis SIL Regular" w:hAnsi="Charis SIL Regular" w:eastAsia="Charis SIL Regular"/>
           <w:b w:val="0"/>
           <w:i w:val="0"/>
@@ -2122,7 +2134,7 @@
           <w:rFonts w:ascii="Charis SIL Regular" w:hAnsi="Charis SIL Regular" w:eastAsia="Charis SIL Regular"/>
           <w:b w:val="0"/>
           <w:i w:val="0"/>
-          <w:color w:val="0066CC"/>
+          <w:color w:val="0000FF"/>
           <w:sz w:val="24"/>
           <w:u w:val="single"/>
         </w:rPr>
@@ -2146,7 +2158,7 @@
           <w:rFonts w:ascii="Charis SIL Regular" w:hAnsi="Charis SIL Regular" w:eastAsia="Charis SIL Regular"/>
           <w:b w:val="0"/>
           <w:i w:val="0"/>
-          <w:color w:val="0066CC"/>
+          <w:color w:val="0000FF"/>
           <w:sz w:val="24"/>
           <w:u w:val="single"/>
         </w:rPr>
@@ -2157,7 +2169,7 @@
           <w:rFonts w:ascii="Charis SIL Regular" w:hAnsi="Charis SIL Regular" w:eastAsia="Charis SIL Regular"/>
           <w:b w:val="0"/>
           <w:i w:val="0"/>
-          <w:color w:val="0066CC"/>
+          <w:color w:val="0000FF"/>
           <w:sz w:val="24"/>
           <w:u w:val="single"/>
         </w:rPr>
@@ -2181,7 +2193,7 @@
           <w:rFonts w:ascii="Charis SIL Regular" w:hAnsi="Charis SIL Regular" w:eastAsia="Charis SIL Regular"/>
           <w:b w:val="0"/>
           <w:i w:val="0"/>
-          <w:color w:val="0066CC"/>
+          <w:color w:val="0000FF"/>
           <w:sz w:val="24"/>
           <w:u w:val="single"/>
         </w:rPr>
@@ -2192,7 +2204,7 @@
           <w:rFonts w:ascii="Charis SIL Regular" w:hAnsi="Charis SIL Regular" w:eastAsia="Charis SIL Regular"/>
           <w:b w:val="0"/>
           <w:i w:val="0"/>
-          <w:color w:val="0066CC"/>
+          <w:color w:val="0000FF"/>
           <w:sz w:val="24"/>
           <w:u w:val="single"/>
         </w:rPr>
@@ -2216,7 +2228,7 @@
           <w:rFonts w:ascii="Charis SIL Regular" w:hAnsi="Charis SIL Regular" w:eastAsia="Charis SIL Regular"/>
           <w:b w:val="0"/>
           <w:i w:val="0"/>
-          <w:color w:val="0066CC"/>
+          <w:color w:val="0000FF"/>
           <w:sz w:val="24"/>
           <w:u w:val="single"/>
         </w:rPr>
@@ -2240,7 +2252,7 @@
           <w:rFonts w:ascii="Charis SIL Regular" w:hAnsi="Charis SIL Regular" w:eastAsia="Charis SIL Regular"/>
           <w:b w:val="0"/>
           <w:i w:val="0"/>
-          <w:color w:val="0066CC"/>
+          <w:color w:val="0000FF"/>
           <w:sz w:val="24"/>
           <w:u w:val="single"/>
         </w:rPr>
@@ -2251,7 +2263,7 @@
           <w:rFonts w:ascii="Charis SIL Regular" w:hAnsi="Charis SIL Regular" w:eastAsia="Charis SIL Regular"/>
           <w:b w:val="0"/>
           <w:i w:val="0"/>
-          <w:color w:val="0066CC"/>
+          <w:color w:val="0000FF"/>
           <w:sz w:val="24"/>
           <w:u w:val="single"/>
         </w:rPr>
@@ -2275,7 +2287,7 @@
           <w:rFonts w:ascii="Charis SIL Regular" w:hAnsi="Charis SIL Regular" w:eastAsia="Charis SIL Regular"/>
           <w:b w:val="0"/>
           <w:i w:val="0"/>
-          <w:color w:val="0066CC"/>
+          <w:color w:val="0000FF"/>
           <w:sz w:val="24"/>
           <w:u w:val="single"/>
         </w:rPr>
@@ -2286,7 +2298,7 @@
           <w:rFonts w:ascii="Charis SIL Regular" w:hAnsi="Charis SIL Regular" w:eastAsia="Charis SIL Regular"/>
           <w:b w:val="0"/>
           <w:i w:val="0"/>
-          <w:color w:val="0066CC"/>
+          <w:color w:val="0000FF"/>
           <w:sz w:val="24"/>
           <w:u w:val="single"/>
         </w:rPr>
@@ -2307,7 +2319,7 @@
           <w:rFonts w:ascii="Charis SIL Regular" w:hAnsi="Charis SIL Regular" w:eastAsia="Charis SIL Regular"/>
           <w:b w:val="0"/>
           <w:i w:val="0"/>
-          <w:color w:val="0066CC"/>
+          <w:color w:val="0000FF"/>
           <w:sz w:val="24"/>
           <w:u w:val="single"/>
         </w:rPr>
@@ -2331,7 +2343,7 @@
           <w:rFonts w:ascii="Charis SIL Regular" w:hAnsi="Charis SIL Regular" w:eastAsia="Charis SIL Regular"/>
           <w:b w:val="0"/>
           <w:i w:val="0"/>
-          <w:color w:val="0066CC"/>
+          <w:color w:val="0000FF"/>
           <w:sz w:val="24"/>
           <w:u w:val="single"/>
         </w:rPr>
@@ -2342,7 +2354,7 @@
           <w:rFonts w:ascii="Charis SIL Regular" w:hAnsi="Charis SIL Regular" w:eastAsia="Charis SIL Regular"/>
           <w:b w:val="0"/>
           <w:i w:val="0"/>
-          <w:color w:val="0066CC"/>
+          <w:color w:val="0000FF"/>
           <w:sz w:val="24"/>
           <w:u w:val="single"/>
         </w:rPr>
@@ -2366,7 +2378,7 @@
           <w:rFonts w:ascii="Charis SIL Regular" w:hAnsi="Charis SIL Regular" w:eastAsia="Charis SIL Regular"/>
           <w:b w:val="0"/>
           <w:i w:val="0"/>
-          <w:color w:val="0066CC"/>
+          <w:color w:val="0000FF"/>
           <w:sz w:val="24"/>
           <w:u w:val="single"/>
         </w:rPr>
@@ -2377,7 +2389,7 @@
           <w:rFonts w:ascii="Charis SIL Regular" w:hAnsi="Charis SIL Regular" w:eastAsia="Charis SIL Regular"/>
           <w:b w:val="0"/>
           <w:i w:val="0"/>
-          <w:color w:val="0066CC"/>
+          <w:color w:val="0000FF"/>
           <w:sz w:val="24"/>
           <w:u w:val="single"/>
         </w:rPr>
@@ -2401,7 +2413,7 @@
           <w:rFonts w:ascii="Charis SIL Regular" w:hAnsi="Charis SIL Regular" w:eastAsia="Charis SIL Regular"/>
           <w:b w:val="0"/>
           <w:i w:val="0"/>
-          <w:color w:val="0066CC"/>
+          <w:color w:val="0000FF"/>
           <w:sz w:val="24"/>
           <w:u w:val="single"/>
         </w:rPr>
@@ -2425,7 +2437,7 @@
           <w:rFonts w:ascii="Charis SIL Regular" w:hAnsi="Charis SIL Regular" w:eastAsia="Charis SIL Regular"/>
           <w:b w:val="0"/>
           <w:i w:val="0"/>
-          <w:color w:val="0066CC"/>
+          <w:color w:val="0000FF"/>
           <w:sz w:val="24"/>
           <w:u w:val="single"/>
         </w:rPr>
@@ -2449,7 +2461,7 @@
           <w:rFonts w:ascii="Charis SIL Regular" w:hAnsi="Charis SIL Regular" w:eastAsia="Charis SIL Regular"/>
           <w:b w:val="0"/>
           <w:i w:val="0"/>
-          <w:color w:val="0066CC"/>
+          <w:color w:val="0000FF"/>
           <w:sz w:val="24"/>
           <w:u w:val="single"/>
         </w:rPr>
@@ -2473,7 +2485,7 @@
           <w:rFonts w:ascii="Charis SIL Regular" w:hAnsi="Charis SIL Regular" w:eastAsia="Charis SIL Regular"/>
           <w:b w:val="0"/>
           <w:i w:val="0"/>
-          <w:color w:val="0066CC"/>
+          <w:color w:val="0000FF"/>
           <w:sz w:val="24"/>
           <w:u w:val="single"/>
         </w:rPr>
@@ -2484,7 +2496,7 @@
           <w:rFonts w:ascii="Charis SIL Regular" w:hAnsi="Charis SIL Regular" w:eastAsia="Charis SIL Regular"/>
           <w:b w:val="0"/>
           <w:i w:val="0"/>
-          <w:color w:val="0066CC"/>
+          <w:color w:val="0000FF"/>
           <w:sz w:val="24"/>
           <w:u w:val="single"/>
         </w:rPr>
@@ -2647,7 +2659,7 @@
           <w:rFonts w:ascii="Charis SIL Regular" w:hAnsi="Charis SIL Regular" w:eastAsia="Charis SIL Regular"/>
           <w:b w:val="0"/>
           <w:i w:val="0"/>
-          <w:color w:val="0066CC"/>
+          <w:color w:val="0000FF"/>
           <w:sz w:val="24"/>
           <w:u w:val="single"/>
         </w:rPr>
@@ -2665,7 +2677,7 @@
           <w:rFonts w:ascii="Charis SIL Regular" w:hAnsi="Charis SIL Regular" w:eastAsia="Charis SIL Regular"/>
           <w:b w:val="0"/>
           <w:i w:val="0"/>
-          <w:color w:val="0066CC"/>
+          <w:color w:val="0000FF"/>
           <w:sz w:val="24"/>
           <w:u w:val="single"/>
         </w:rPr>
@@ -2753,7 +2765,7 @@
           <w:rFonts w:ascii="Charis SIL Regular" w:hAnsi="Charis SIL Regular" w:eastAsia="Charis SIL Regular"/>
           <w:b w:val="0"/>
           <w:i w:val="0"/>
-          <w:color w:val="0066CC"/>
+          <w:color w:val="0000FF"/>
           <w:sz w:val="24"/>
           <w:u w:val="single"/>
         </w:rPr>
@@ -2771,7 +2783,7 @@
           <w:rFonts w:ascii="Charis SIL Regular" w:hAnsi="Charis SIL Regular" w:eastAsia="Charis SIL Regular"/>
           <w:b w:val="0"/>
           <w:i w:val="0"/>
-          <w:color w:val="0066CC"/>
+          <w:color w:val="0000FF"/>
           <w:sz w:val="24"/>
           <w:u w:val="single"/>
         </w:rPr>
@@ -2789,7 +2801,7 @@
           <w:rFonts w:ascii="Charis SIL Regular" w:hAnsi="Charis SIL Regular" w:eastAsia="Charis SIL Regular"/>
           <w:b w:val="0"/>
           <w:i w:val="0"/>
-          <w:color w:val="0066CC"/>
+          <w:color w:val="0000FF"/>
           <w:sz w:val="24"/>
           <w:u w:val="single"/>
         </w:rPr>
@@ -2897,7 +2909,7 @@
           <w:rFonts w:ascii="Charis SIL Regular" w:hAnsi="Charis SIL Regular" w:eastAsia="Charis SIL Regular"/>
           <w:b w:val="0"/>
           <w:i w:val="0"/>
-          <w:color w:val="0066CC"/>
+          <w:color w:val="0000FF"/>
           <w:sz w:val="24"/>
           <w:u w:val="single"/>
         </w:rPr>
@@ -2915,7 +2927,7 @@
           <w:rFonts w:ascii="Charis SIL Regular" w:hAnsi="Charis SIL Regular" w:eastAsia="Charis SIL Regular"/>
           <w:b w:val="0"/>
           <w:i w:val="0"/>
-          <w:color w:val="0066CC"/>
+          <w:color w:val="0000FF"/>
           <w:sz w:val="24"/>
           <w:u w:val="single"/>
         </w:rPr>
@@ -3033,7 +3045,7 @@
           <w:rFonts w:ascii="Charis SIL Regular" w:hAnsi="Charis SIL Regular" w:eastAsia="Charis SIL Regular"/>
           <w:b w:val="0"/>
           <w:i w:val="0"/>
-          <w:color w:val="0066CC"/>
+          <w:color w:val="0000FF"/>
           <w:sz w:val="24"/>
           <w:u w:val="single"/>
         </w:rPr>
@@ -3051,7 +3063,7 @@
           <w:rFonts w:ascii="Charis SIL Regular" w:hAnsi="Charis SIL Regular" w:eastAsia="Charis SIL Regular"/>
           <w:b w:val="0"/>
           <w:i w:val="0"/>
-          <w:color w:val="0066CC"/>
+          <w:color w:val="0000FF"/>
           <w:sz w:val="24"/>
           <w:u w:val="single"/>
         </w:rPr>
@@ -3172,7 +3184,7 @@
           <w:rFonts w:ascii="Charis SIL Regular" w:hAnsi="Charis SIL Regular" w:eastAsia="Charis SIL Regular"/>
           <w:b w:val="0"/>
           <w:i w:val="0"/>
-          <w:color w:val="0066CC"/>
+          <w:color w:val="0000FF"/>
           <w:sz w:val="24"/>
           <w:u w:val="single"/>
         </w:rPr>
@@ -3190,7 +3202,7 @@
           <w:rFonts w:ascii="Charis SIL Regular" w:hAnsi="Charis SIL Regular" w:eastAsia="Charis SIL Regular"/>
           <w:b w:val="0"/>
           <w:i w:val="0"/>
-          <w:color w:val="0066CC"/>
+          <w:color w:val="0000FF"/>
           <w:sz w:val="24"/>
           <w:u w:val="single"/>
         </w:rPr>
@@ -3208,7 +3220,7 @@
           <w:rFonts w:ascii="Charis SIL Regular" w:hAnsi="Charis SIL Regular" w:eastAsia="Charis SIL Regular"/>
           <w:b w:val="0"/>
           <w:i w:val="0"/>
-          <w:color w:val="0066CC"/>
+          <w:color w:val="0000FF"/>
           <w:sz w:val="24"/>
           <w:u w:val="single"/>
         </w:rPr>
@@ -3236,7 +3248,7 @@
           <w:rFonts w:ascii="Charis SIL Regular" w:hAnsi="Charis SIL Regular" w:eastAsia="Charis SIL Regular"/>
           <w:b w:val="0"/>
           <w:i w:val="0"/>
-          <w:color w:val="0066CC"/>
+          <w:color w:val="0000FF"/>
           <w:sz w:val="24"/>
           <w:u w:val="single"/>
         </w:rPr>
@@ -3254,7 +3266,7 @@
           <w:rFonts w:ascii="Charis SIL Regular" w:hAnsi="Charis SIL Regular" w:eastAsia="Charis SIL Regular"/>
           <w:b w:val="0"/>
           <w:i w:val="0"/>
-          <w:color w:val="0066CC"/>
+          <w:color w:val="0000FF"/>
           <w:sz w:val="24"/>
           <w:u w:val="single"/>
         </w:rPr>
@@ -3265,7 +3277,7 @@
           <w:rFonts w:ascii="Charis SIL Regular" w:hAnsi="Charis SIL Regular" w:eastAsia="Charis SIL Regular"/>
           <w:b w:val="0"/>
           <w:i w:val="0"/>
-          <w:color w:val="0066CC"/>
+          <w:color w:val="0000FF"/>
           <w:sz w:val="24"/>
           <w:u w:val="single"/>
         </w:rPr>
@@ -3293,7 +3305,7 @@
           <w:rFonts w:ascii="Charis SIL Regular" w:hAnsi="Charis SIL Regular" w:eastAsia="Charis SIL Regular"/>
           <w:b w:val="0"/>
           <w:i w:val="0"/>
-          <w:color w:val="0066CC"/>
+          <w:color w:val="0000FF"/>
           <w:sz w:val="24"/>
           <w:u w:val="single"/>
         </w:rPr>
@@ -3311,7 +3323,7 @@
           <w:rFonts w:ascii="Charis SIL Regular" w:hAnsi="Charis SIL Regular" w:eastAsia="Charis SIL Regular"/>
           <w:b w:val="0"/>
           <w:i w:val="0"/>
-          <w:color w:val="0066CC"/>
+          <w:color w:val="0000FF"/>
           <w:sz w:val="24"/>
           <w:u w:val="single"/>
         </w:rPr>
@@ -3329,7 +3341,7 @@
           <w:rFonts w:ascii="Charis SIL Regular" w:hAnsi="Charis SIL Regular" w:eastAsia="Charis SIL Regular"/>
           <w:b w:val="0"/>
           <w:i w:val="0"/>
-          <w:color w:val="0066CC"/>
+          <w:color w:val="0000FF"/>
           <w:sz w:val="24"/>
           <w:u w:val="single"/>
         </w:rPr>
@@ -3340,7 +3352,7 @@
           <w:rFonts w:ascii="Charis SIL Regular" w:hAnsi="Charis SIL Regular" w:eastAsia="Charis SIL Regular"/>
           <w:b w:val="0"/>
           <w:i w:val="0"/>
-          <w:color w:val="0066CC"/>
+          <w:color w:val="0000FF"/>
           <w:sz w:val="24"/>
           <w:u w:val="single"/>
         </w:rPr>
@@ -3451,7 +3463,7 @@
           <w:rFonts w:ascii="Charis SIL Regular" w:hAnsi="Charis SIL Regular" w:eastAsia="Charis SIL Regular"/>
           <w:b w:val="0"/>
           <w:i w:val="0"/>
-          <w:color w:val="0066CC"/>
+          <w:color w:val="0000FF"/>
           <w:sz w:val="24"/>
           <w:u w:val="single"/>
         </w:rPr>
@@ -3469,7 +3481,7 @@
           <w:rFonts w:ascii="Charis SIL Regular" w:hAnsi="Charis SIL Regular" w:eastAsia="Charis SIL Regular"/>
           <w:b w:val="0"/>
           <w:i w:val="0"/>
-          <w:color w:val="0066CC"/>
+          <w:color w:val="0000FF"/>
           <w:sz w:val="24"/>
           <w:u w:val="single"/>
         </w:rPr>
@@ -3487,7 +3499,7 @@
           <w:rFonts w:ascii="Charis SIL Regular" w:hAnsi="Charis SIL Regular" w:eastAsia="Charis SIL Regular"/>
           <w:b w:val="0"/>
           <w:i w:val="0"/>
-          <w:color w:val="0066CC"/>
+          <w:color w:val="0000FF"/>
           <w:sz w:val="24"/>
           <w:u w:val="single"/>
         </w:rPr>
@@ -3505,7 +3517,7 @@
           <w:rFonts w:ascii="Charis SIL Regular" w:hAnsi="Charis SIL Regular" w:eastAsia="Charis SIL Regular"/>
           <w:b w:val="0"/>
           <w:i w:val="0"/>
-          <w:color w:val="0066CC"/>
+          <w:color w:val="0000FF"/>
           <w:sz w:val="24"/>
           <w:u w:val="single"/>
         </w:rPr>
@@ -3523,7 +3535,7 @@
           <w:rFonts w:ascii="Charis SIL Regular" w:hAnsi="Charis SIL Regular" w:eastAsia="Charis SIL Regular"/>
           <w:b w:val="0"/>
           <w:i w:val="0"/>
-          <w:color w:val="0066CC"/>
+          <w:color w:val="0000FF"/>
           <w:sz w:val="24"/>
           <w:u w:val="single"/>
         </w:rPr>
@@ -3541,7 +3553,7 @@
           <w:rFonts w:ascii="Charis SIL Regular" w:hAnsi="Charis SIL Regular" w:eastAsia="Charis SIL Regular"/>
           <w:b w:val="0"/>
           <w:i w:val="0"/>
-          <w:color w:val="0066CC"/>
+          <w:color w:val="0000FF"/>
           <w:sz w:val="24"/>
           <w:u w:val="single"/>
         </w:rPr>
@@ -3559,7 +3571,7 @@
           <w:rFonts w:ascii="Charis SIL Regular" w:hAnsi="Charis SIL Regular" w:eastAsia="Charis SIL Regular"/>
           <w:b w:val="0"/>
           <w:i w:val="0"/>
-          <w:color w:val="0066CC"/>
+          <w:color w:val="0000FF"/>
           <w:sz w:val="24"/>
           <w:u w:val="single"/>
         </w:rPr>
@@ -3577,7 +3589,7 @@
           <w:rFonts w:ascii="Charis SIL Regular" w:hAnsi="Charis SIL Regular" w:eastAsia="Charis SIL Regular"/>
           <w:b w:val="0"/>
           <w:i w:val="0"/>
-          <w:color w:val="0066CC"/>
+          <w:color w:val="0000FF"/>
           <w:sz w:val="24"/>
           <w:u w:val="single"/>
         </w:rPr>

--- a/EXPORTS/DOCX/published/niveau2/Dutch/MilitaryAndNavy.docx
+++ b/EXPORTS/DOCX/published/niveau2/Dutch/MilitaryAndNavy.docx
@@ -576,14 +576,20 @@
       </w:r>
       <w:r>
         <w:rPr>
-          <w:u w:val="single" w:color="0000ff"/>
           <w:rFonts w:ascii="Charis SIL Regular" w:hAnsi="Charis SIL Regular" w:eastAsia="Charis SIL Regular"/>
           <w:b w:val="0"/>
           <w:i w:val="0"/>
           <w:color w:val="000000"/>
           <w:sz w:val="24"/>
         </w:rPr>
-        <w:t>en</w:t>
+        <w:hyperlink r:id="rId12" w:history="1">
+          <w:r>
+            <w:rPr>
+              <w:rStyle w:val="Hyperlink"/>
+            </w:rPr>
+            <w:t>en</w:t>
+          </w:r>
+        </w:hyperlink>
       </w:r>
       <w:r>
         <w:rPr>

--- a/EXPORTS/DOCX/published/niveau2/Dutch/MilitaryAndNavy.docx
+++ b/EXPORTS/DOCX/published/niveau2/Dutch/MilitaryAndNavy.docx
@@ -576,20 +576,14 @@
       </w:r>
       <w:r>
         <w:rPr>
+          <w:u w:val="single" w:color="0000ff"/>
           <w:rFonts w:ascii="Charis SIL Regular" w:hAnsi="Charis SIL Regular" w:eastAsia="Charis SIL Regular"/>
           <w:b w:val="0"/>
           <w:i w:val="0"/>
           <w:color w:val="000000"/>
           <w:sz w:val="24"/>
         </w:rPr>
-        <w:hyperlink r:id="rId12" w:history="1">
-          <w:r>
-            <w:rPr>
-              <w:rStyle w:val="Hyperlink"/>
-            </w:rPr>
-            <w:t>en</w:t>
-          </w:r>
-        </w:hyperlink>
+        <w:t>en</w:t>
       </w:r>
       <w:r>
         <w:rPr>

--- a/EXPORTS/DOCX/published/niveau2/Dutch/MilitaryAndNavy.docx
+++ b/EXPORTS/DOCX/published/niveau2/Dutch/MilitaryAndNavy.docx
@@ -900,43 +900,7 @@
           <w:color w:val="000000"/>
           <w:sz w:val="24"/>
         </w:rPr>
-        <w:t>werden tienduizenden vrijwillige en die</w:t>
-      </w:r>
-      <w:r>
-        <w:rPr>
-          <w:u w:val="single" w:color="0000ff"/>
-          <w:rFonts w:ascii="Charis SIL Regular" w:hAnsi="Charis SIL Regular" w:eastAsia="Charis SIL Regular"/>
-          <w:b w:val="0"/>
-          <w:i w:val="0"/>
-          <w:color w:val="000000"/>
-          <w:sz w:val="24"/>
-        </w:rPr>
-        <w:hyperlink r:id="rId14" w:history="1">
-          <w:r>
-            <w:rPr>
-              <w:rStyle w:val="Hyperlink"/>
-            </w:rPr>
-            <w:t>nstplichtige soldaten uit h</w:t>
-          </w:r>
-        </w:hyperlink>
-      </w:r>
-      <w:r>
-        <w:rPr>
-          <w:u w:val="single" w:color="0000ff"/>
-          <w:rFonts w:ascii="Charis SIL Regular" w:hAnsi="Charis SIL Regular" w:eastAsia="Charis SIL Regular"/>
-          <w:b w:val="0"/>
-          <w:i w:val="0"/>
-          <w:color w:val="000000"/>
-          <w:sz w:val="24"/>
-        </w:rPr>
-        <w:hyperlink r:id="rId14" w:history="1">
-          <w:r>
-            <w:rPr>
-              <w:rStyle w:val="Hyperlink"/>
-            </w:rPr>
-            <w:t>et N</w:t>
-          </w:r>
-        </w:hyperlink>
+        <w:t>werden tienduizenden vrijwillige en dienstplichtige soldaten uit het N</w:t>
       </w:r>
       <w:r>
         <w:rPr>

--- a/EXPORTS/DOCX/published/niveau2/Dutch/MilitaryAndNavy.docx
+++ b/EXPORTS/DOCX/published/niveau2/Dutch/MilitaryAndNavy.docx
@@ -576,20 +576,14 @@
       </w:r>
       <w:r>
         <w:rPr>
+          <w:u w:val="single" w:color="0000ff"/>
           <w:rFonts w:ascii="Charis SIL Regular" w:hAnsi="Charis SIL Regular" w:eastAsia="Charis SIL Regular"/>
           <w:b w:val="0"/>
           <w:i w:val="0"/>
           <w:color w:val="000000"/>
           <w:sz w:val="24"/>
         </w:rPr>
-        <w:hyperlink r:id="rId12" w:history="1">
-          <w:r>
-            <w:rPr>
-              <w:rStyle w:val="Hyperlink"/>
-            </w:rPr>
-            <w:t>en</w:t>
-          </w:r>
-        </w:hyperlink>
+        <w:t>en</w:t>
       </w:r>
       <w:r>
         <w:rPr>
@@ -900,7 +894,43 @@
           <w:color w:val="000000"/>
           <w:sz w:val="24"/>
         </w:rPr>
-        <w:t>werden tienduizenden vrijwillige en dienstplichtige soldaten uit het N</w:t>
+        <w:t>werden tienduizenden vrijwillige en die</w:t>
+      </w:r>
+      <w:r>
+        <w:rPr>
+          <w:u w:val="single" w:color="0000ff"/>
+          <w:rFonts w:ascii="Charis SIL Regular" w:hAnsi="Charis SIL Regular" w:eastAsia="Charis SIL Regular"/>
+          <w:b w:val="0"/>
+          <w:i w:val="0"/>
+          <w:color w:val="000000"/>
+          <w:sz w:val="24"/>
+        </w:rPr>
+        <w:hyperlink r:id="rId14" w:history="1">
+          <w:r>
+            <w:rPr>
+              <w:rStyle w:val="Hyperlink"/>
+            </w:rPr>
+            <w:t>nstplichtige soldaten uit h</w:t>
+          </w:r>
+        </w:hyperlink>
+      </w:r>
+      <w:r>
+        <w:rPr>
+          <w:u w:val="single" w:color="0000ff"/>
+          <w:rFonts w:ascii="Charis SIL Regular" w:hAnsi="Charis SIL Regular" w:eastAsia="Charis SIL Regular"/>
+          <w:b w:val="0"/>
+          <w:i w:val="0"/>
+          <w:color w:val="000000"/>
+          <w:sz w:val="24"/>
+        </w:rPr>
+        <w:hyperlink r:id="rId14" w:history="1">
+          <w:r>
+            <w:rPr>
+              <w:rStyle w:val="Hyperlink"/>
+            </w:rPr>
+            <w:t>et N</w:t>
+          </w:r>
+        </w:hyperlink>
       </w:r>
       <w:r>
         <w:rPr>

--- a/EXPORTS/DOCX/published/niveau2/Dutch/MilitaryAndNavy.docx
+++ b/EXPORTS/DOCX/published/niveau2/Dutch/MilitaryAndNavy.docx
@@ -576,14 +576,20 @@
       </w:r>
       <w:r>
         <w:rPr>
-          <w:u w:val="single" w:color="0000ff"/>
           <w:rFonts w:ascii="Charis SIL Regular" w:hAnsi="Charis SIL Regular" w:eastAsia="Charis SIL Regular"/>
           <w:b w:val="0"/>
           <w:i w:val="0"/>
           <w:color w:val="000000"/>
           <w:sz w:val="24"/>
         </w:rPr>
-        <w:t>en</w:t>
+        <w:hyperlink r:id="rId12" w:history="1">
+          <w:r>
+            <w:rPr>
+              <w:rStyle w:val="Hyperlink"/>
+            </w:rPr>
+            <w:t>en</w:t>
+          </w:r>
+        </w:hyperlink>
       </w:r>
       <w:r>
         <w:rPr>
@@ -894,43 +900,7 @@
           <w:color w:val="000000"/>
           <w:sz w:val="24"/>
         </w:rPr>
-        <w:t>werden tienduizenden vrijwillige en die</w:t>
-      </w:r>
-      <w:r>
-        <w:rPr>
-          <w:u w:val="single" w:color="0000ff"/>
-          <w:rFonts w:ascii="Charis SIL Regular" w:hAnsi="Charis SIL Regular" w:eastAsia="Charis SIL Regular"/>
-          <w:b w:val="0"/>
-          <w:i w:val="0"/>
-          <w:color w:val="000000"/>
-          <w:sz w:val="24"/>
-        </w:rPr>
-        <w:hyperlink r:id="rId14" w:history="1">
-          <w:r>
-            <w:rPr>
-              <w:rStyle w:val="Hyperlink"/>
-            </w:rPr>
-            <w:t>nstplichtige soldaten uit h</w:t>
-          </w:r>
-        </w:hyperlink>
-      </w:r>
-      <w:r>
-        <w:rPr>
-          <w:u w:val="single" w:color="0000ff"/>
-          <w:rFonts w:ascii="Charis SIL Regular" w:hAnsi="Charis SIL Regular" w:eastAsia="Charis SIL Regular"/>
-          <w:b w:val="0"/>
-          <w:i w:val="0"/>
-          <w:color w:val="000000"/>
-          <w:sz w:val="24"/>
-        </w:rPr>
-        <w:hyperlink r:id="rId14" w:history="1">
-          <w:r>
-            <w:rPr>
-              <w:rStyle w:val="Hyperlink"/>
-            </w:rPr>
-            <w:t>et N</w:t>
-          </w:r>
-        </w:hyperlink>
+        <w:t>werden tienduizenden vrijwillige en dienstplichtige soldaten uit het N</w:t>
       </w:r>
       <w:r>
         <w:rPr>

--- a/EXPORTS/DOCX/published/niveau2/Dutch/MilitaryAndNavy.docx
+++ b/EXPORTS/DOCX/published/niveau2/Dutch/MilitaryAndNavy.docx
@@ -554,46 +554,7 @@
           <w:color w:val="000000"/>
           <w:sz w:val="24"/>
         </w:rPr>
-        <w:t xml:space="preserve"> actief. Het KNIL werd gevormd door o</w:t>
-      </w:r>
-      <w:r>
-        <w:rPr>
-          <w:u w:val="single" w:color="0000ff"/>
-          <w:rFonts w:ascii="Charis SIL Regular" w:hAnsi="Charis SIL Regular" w:eastAsia="Charis SIL Regular"/>
-          <w:b w:val="0"/>
-          <w:i w:val="0"/>
-          <w:color w:val="000000"/>
-          <w:sz w:val="24"/>
-        </w:rPr>
-        <w:hyperlink r:id="rId12" w:history="1">
-          <w:r>
-            <w:rPr>
-              <w:rStyle w:val="Hyperlink"/>
-            </w:rPr>
-            <w:t>fficier</w:t>
-          </w:r>
-        </w:hyperlink>
-      </w:r>
-      <w:r>
-        <w:rPr>
-          <w:u w:val="single" w:color="0000ff"/>
-          <w:rFonts w:ascii="Charis SIL Regular" w:hAnsi="Charis SIL Regular" w:eastAsia="Charis SIL Regular"/>
-          <w:b w:val="0"/>
-          <w:i w:val="0"/>
-          <w:color w:val="000000"/>
-          <w:sz w:val="24"/>
-        </w:rPr>
-        <w:t>en</w:t>
-      </w:r>
-      <w:r>
-        <w:rPr>
-          <w:rFonts w:ascii="Charis SIL Regular" w:hAnsi="Charis SIL Regular" w:eastAsia="Charis SIL Regular"/>
-          <w:b w:val="0"/>
-          <w:i w:val="0"/>
-          <w:color w:val="000000"/>
-          <w:sz w:val="24"/>
-        </w:rPr>
-        <w:t xml:space="preserve"> met </w:t>
+        <w:t xml:space="preserve"> actief. Het KNIL werd gevormd door officieren met </w:t>
       </w:r>
       <w:r>
         <w:rPr>

--- a/EXPORTS/DOCX/published/niveau2/Dutch/MilitaryAndNavy.docx
+++ b/EXPORTS/DOCX/published/niveau2/Dutch/MilitaryAndNavy.docx
@@ -554,7 +554,46 @@
           <w:color w:val="000000"/>
           <w:sz w:val="24"/>
         </w:rPr>
-        <w:t xml:space="preserve"> actief. Het KNIL werd gevormd door officieren met </w:t>
+        <w:t xml:space="preserve"> actief. Het KNIL werd gevormd door o</w:t>
+      </w:r>
+      <w:r>
+        <w:rPr>
+          <w:u w:val="single" w:color="0000ff"/>
+          <w:rFonts w:ascii="Charis SIL Regular" w:hAnsi="Charis SIL Regular" w:eastAsia="Charis SIL Regular"/>
+          <w:b w:val="0"/>
+          <w:i w:val="0"/>
+          <w:color w:val="000000"/>
+          <w:sz w:val="24"/>
+        </w:rPr>
+        <w:hyperlink r:id="rId12" w:history="1">
+          <w:r>
+            <w:rPr>
+              <w:rStyle w:val="Hyperlink"/>
+            </w:rPr>
+            <w:t>fficier</w:t>
+          </w:r>
+        </w:hyperlink>
+      </w:r>
+      <w:r>
+        <w:rPr>
+          <w:u w:val="single" w:color="0000ff"/>
+          <w:rFonts w:ascii="Charis SIL Regular" w:hAnsi="Charis SIL Regular" w:eastAsia="Charis SIL Regular"/>
+          <w:b w:val="0"/>
+          <w:i w:val="0"/>
+          <w:color w:val="000000"/>
+          <w:sz w:val="24"/>
+        </w:rPr>
+        <w:t>en</w:t>
+      </w:r>
+      <w:r>
+        <w:rPr>
+          <w:rFonts w:ascii="Charis SIL Regular" w:hAnsi="Charis SIL Regular" w:eastAsia="Charis SIL Regular"/>
+          <w:b w:val="0"/>
+          <w:i w:val="0"/>
+          <w:color w:val="000000"/>
+          <w:sz w:val="24"/>
+        </w:rPr>
+        <w:t xml:space="preserve"> met </w:t>
       </w:r>
       <w:r>
         <w:rPr>

--- a/EXPORTS/DOCX/published/niveau2/Dutch/MilitaryAndNavy.docx
+++ b/EXPORTS/DOCX/published/niveau2/Dutch/MilitaryAndNavy.docx
@@ -414,7 +414,7 @@
           <w:sz w:val="24"/>
           <w:u w:val="single"/>
         </w:rPr>
-        <w:hyperlink r:id="rId11" w:history="1">
+        <w:hyperlink r:id="rId12" w:history="1">
           <w:r>
             <w:rPr>
               <w:rStyle w:val="Hyperlink"/>
@@ -576,14 +576,20 @@
       </w:r>
       <w:r>
         <w:rPr>
-          <w:u w:val="single" w:color="0000ff"/>
           <w:rFonts w:ascii="Charis SIL Regular" w:hAnsi="Charis SIL Regular" w:eastAsia="Charis SIL Regular"/>
           <w:b w:val="0"/>
           <w:i w:val="0"/>
           <w:color w:val="000000"/>
           <w:sz w:val="24"/>
         </w:rPr>
-        <w:t>en</w:t>
+        <w:hyperlink r:id="rId12" w:history="1">
+          <w:r>
+            <w:rPr>
+              <w:rStyle w:val="Hyperlink"/>
+            </w:rPr>
+            <w:t>en</w:t>
+          </w:r>
+        </w:hyperlink>
       </w:r>
       <w:r>
         <w:rPr>
@@ -894,43 +900,7 @@
           <w:color w:val="000000"/>
           <w:sz w:val="24"/>
         </w:rPr>
-        <w:t>werden tienduizenden vrijwillige en die</w:t>
-      </w:r>
-      <w:r>
-        <w:rPr>
-          <w:u w:val="single" w:color="0000ff"/>
-          <w:rFonts w:ascii="Charis SIL Regular" w:hAnsi="Charis SIL Regular" w:eastAsia="Charis SIL Regular"/>
-          <w:b w:val="0"/>
-          <w:i w:val="0"/>
-          <w:color w:val="000000"/>
-          <w:sz w:val="24"/>
-        </w:rPr>
-        <w:hyperlink r:id="rId14" w:history="1">
-          <w:r>
-            <w:rPr>
-              <w:rStyle w:val="Hyperlink"/>
-            </w:rPr>
-            <w:t>nstplichtige soldaten uit h</w:t>
-          </w:r>
-        </w:hyperlink>
-      </w:r>
-      <w:r>
-        <w:rPr>
-          <w:u w:val="single" w:color="0000ff"/>
-          <w:rFonts w:ascii="Charis SIL Regular" w:hAnsi="Charis SIL Regular" w:eastAsia="Charis SIL Regular"/>
-          <w:b w:val="0"/>
-          <w:i w:val="0"/>
-          <w:color w:val="000000"/>
-          <w:sz w:val="24"/>
-        </w:rPr>
-        <w:hyperlink r:id="rId14" w:history="1">
-          <w:r>
-            <w:rPr>
-              <w:rStyle w:val="Hyperlink"/>
-            </w:rPr>
-            <w:t>et N</w:t>
-          </w:r>
-        </w:hyperlink>
+        <w:t>werden tienduizenden vrijwillige en dienstplichtige soldaten uit het N</w:t>
       </w:r>
       <w:r>
         <w:rPr>

--- a/EXPORTS/DOCX/published/niveau2/Dutch/MilitaryAndNavy.docx
+++ b/EXPORTS/DOCX/published/niveau2/Dutch/MilitaryAndNavy.docx
@@ -414,7 +414,7 @@
           <w:sz w:val="24"/>
           <w:u w:val="single"/>
         </w:rPr>
-        <w:hyperlink r:id="rId11" w:history="1">
+        <w:hyperlink r:id="rId12" w:history="1">
           <w:r>
             <w:rPr>
               <w:rStyle w:val="Hyperlink"/>
@@ -554,7 +554,52 @@
           <w:color w:val="000000"/>
           <w:sz w:val="24"/>
         </w:rPr>
-        <w:t xml:space="preserve"> actief. Het KNIL werd gevormd door officieren met </w:t>
+        <w:t xml:space="preserve"> actief. Het KNIL werd gevormd door o</w:t>
+      </w:r>
+      <w:r>
+        <w:rPr>
+          <w:u w:val="single" w:color="0000ff"/>
+          <w:rFonts w:ascii="Charis SIL Regular" w:hAnsi="Charis SIL Regular" w:eastAsia="Charis SIL Regular"/>
+          <w:b w:val="0"/>
+          <w:i w:val="0"/>
+          <w:color w:val="000000"/>
+          <w:sz w:val="24"/>
+        </w:rPr>
+        <w:hyperlink r:id="rId12" w:history="1">
+          <w:r>
+            <w:rPr>
+              <w:rStyle w:val="Hyperlink"/>
+            </w:rPr>
+            <w:t>fficier</w:t>
+          </w:r>
+        </w:hyperlink>
+      </w:r>
+      <w:r>
+        <w:rPr>
+          <w:rFonts w:ascii="Charis SIL Regular" w:hAnsi="Charis SIL Regular" w:eastAsia="Charis SIL Regular"/>
+          <w:b w:val="0"/>
+          <w:i w:val="0"/>
+          <w:color w:val="000000"/>
+          <w:sz w:val="24"/>
+        </w:rPr>
+        <w:hyperlink r:id="rId12" w:history="1">
+          <w:r>
+            <w:rPr>
+              <w:rStyle w:val="Hyperlink"/>
+            </w:rPr>
+            <w:t>en</w:t>
+          </w:r>
+        </w:hyperlink>
+      </w:r>
+      <w:r>
+        <w:rPr>
+          <w:rFonts w:ascii="Charis SIL Regular" w:hAnsi="Charis SIL Regular" w:eastAsia="Charis SIL Regular"/>
+          <w:b w:val="0"/>
+          <w:i w:val="0"/>
+          <w:color w:val="000000"/>
+          <w:sz w:val="24"/>
+        </w:rPr>
+        <w:t xml:space="preserve"> met </w:t>
       </w:r>
       <w:r>
         <w:rPr>

--- a/EXPORTS/DOCX/published/niveau2/Dutch/MilitaryAndNavy.docx
+++ b/EXPORTS/DOCX/published/niveau2/Dutch/MilitaryAndNavy.docx
@@ -414,7 +414,7 @@
           <w:sz w:val="24"/>
           <w:u w:val="single"/>
         </w:rPr>
-        <w:hyperlink r:id="rId12" w:history="1">
+        <w:hyperlink r:id="rId11" w:history="1">
           <w:r>
             <w:rPr>
               <w:rStyle w:val="Hyperlink"/>
@@ -576,20 +576,14 @@
       </w:r>
       <w:r>
         <w:rPr>
+          <w:u w:val="single" w:color="0000ff"/>
           <w:rFonts w:ascii="Charis SIL Regular" w:hAnsi="Charis SIL Regular" w:eastAsia="Charis SIL Regular"/>
           <w:b w:val="0"/>
           <w:i w:val="0"/>
           <w:color w:val="000000"/>
           <w:sz w:val="24"/>
         </w:rPr>
-        <w:hyperlink r:id="rId12" w:history="1">
-          <w:r>
-            <w:rPr>
-              <w:rStyle w:val="Hyperlink"/>
-            </w:rPr>
-            <w:t>en</w:t>
-          </w:r>
-        </w:hyperlink>
+        <w:t>en</w:t>
       </w:r>
       <w:r>
         <w:rPr>

--- a/EXPORTS/DOCX/published/niveau2/Dutch/MilitaryAndNavy.docx
+++ b/EXPORTS/DOCX/published/niveau2/Dutch/MilitaryAndNavy.docx
@@ -414,7 +414,7 @@
           <w:sz w:val="24"/>
           <w:u w:val="single"/>
         </w:rPr>
-        <w:hyperlink r:id="rId11" w:history="1">
+        <w:hyperlink r:id="rId12" w:history="1">
           <w:r>
             <w:rPr>
               <w:rStyle w:val="Hyperlink"/>
@@ -576,14 +576,20 @@
       </w:r>
       <w:r>
         <w:rPr>
-          <w:u w:val="single" w:color="0000ff"/>
           <w:rFonts w:ascii="Charis SIL Regular" w:hAnsi="Charis SIL Regular" w:eastAsia="Charis SIL Regular"/>
           <w:b w:val="0"/>
           <w:i w:val="0"/>
           <w:color w:val="000000"/>
           <w:sz w:val="24"/>
         </w:rPr>
-        <w:t>en</w:t>
+        <w:hyperlink r:id="rId12" w:history="1">
+          <w:r>
+            <w:rPr>
+              <w:rStyle w:val="Hyperlink"/>
+            </w:rPr>
+            <w:t>en</w:t>
+          </w:r>
+        </w:hyperlink>
       </w:r>
       <w:r>
         <w:rPr>

--- a/EXPORTS/DOCX/published/niveau2/Dutch/MilitaryAndNavy.docx
+++ b/EXPORTS/DOCX/published/niveau2/Dutch/MilitaryAndNavy.docx
@@ -414,7 +414,7 @@
           <w:sz w:val="24"/>
           <w:u w:val="single"/>
         </w:rPr>
-        <w:hyperlink r:id="rId12" w:history="1">
+        <w:hyperlink r:id="rId11" w:history="1">
           <w:r>
             <w:rPr>
               <w:rStyle w:val="Hyperlink"/>
@@ -576,20 +576,14 @@
       </w:r>
       <w:r>
         <w:rPr>
+          <w:u w:val="single" w:color="0000ff"/>
           <w:rFonts w:ascii="Charis SIL Regular" w:hAnsi="Charis SIL Regular" w:eastAsia="Charis SIL Regular"/>
           <w:b w:val="0"/>
           <w:i w:val="0"/>
           <w:color w:val="000000"/>
           <w:sz w:val="24"/>
         </w:rPr>
-        <w:hyperlink r:id="rId12" w:history="1">
-          <w:r>
-            <w:rPr>
-              <w:rStyle w:val="Hyperlink"/>
-            </w:rPr>
-            <w:t>en</w:t>
-          </w:r>
-        </w:hyperlink>
+        <w:t>en</w:t>
       </w:r>
       <w:r>
         <w:rPr>
@@ -603,93 +597,13 @@
       </w:r>
       <w:r>
         <w:rPr>
-          <w:u w:val="single" w:color="0000ff"/>
           <w:rFonts w:ascii="Charis SIL Regular" w:hAnsi="Charis SIL Regular" w:eastAsia="Charis SIL Regular"/>
           <w:b w:val="0"/>
           <w:i w:val="0"/>
           <w:color w:val="000000"/>
           <w:sz w:val="24"/>
         </w:rPr>
-        <w:hyperlink r:id="rId12" w:history="1">
-          <w:r>
-            <w:rPr>
-              <w:rStyle w:val="Hyperlink"/>
-            </w:rPr>
-            <w:t>Nederlandse o</w:t>
-          </w:r>
-        </w:hyperlink>
-      </w:r>
-      <w:r>
-        <w:rPr>
-          <w:u w:val="single" w:color="0000ff"/>
-          <w:rFonts w:ascii="Charis SIL Regular" w:hAnsi="Charis SIL Regular" w:eastAsia="Charis SIL Regular"/>
-          <w:b w:val="0"/>
-          <w:i w:val="0"/>
-          <w:color w:val="000000"/>
-          <w:sz w:val="24"/>
-        </w:rPr>
-        <w:hyperlink r:id="rId12" w:history="1">
-          <w:r>
-            <w:rPr>
-              <w:rStyle w:val="Hyperlink"/>
-            </w:rPr>
-            <w:t>f</w:t>
-          </w:r>
-        </w:hyperlink>
-      </w:r>
-      <w:r>
-        <w:rPr>
-          <w:u w:val="single" w:color="0000ff"/>
-          <w:rFonts w:ascii="Charis SIL Regular" w:hAnsi="Charis SIL Regular" w:eastAsia="Charis SIL Regular"/>
-          <w:b w:val="0"/>
-          <w:i w:val="0"/>
-          <w:color w:val="000000"/>
-          <w:sz w:val="24"/>
-        </w:rPr>
-        <w:hyperlink r:id="rId12" w:history="1">
-          <w:r>
-            <w:rPr>
-              <w:rStyle w:val="Hyperlink"/>
-            </w:rPr>
-            <w:t xml:space="preserve"> een an</w:t>
-          </w:r>
-        </w:hyperlink>
-      </w:r>
-      <w:r>
-        <w:rPr>
-          <w:u w:val="single" w:color="0000ff"/>
-          <w:rFonts w:ascii="Charis SIL Regular" w:hAnsi="Charis SIL Regular" w:eastAsia="Charis SIL Regular"/>
-          <w:b w:val="0"/>
-          <w:i w:val="0"/>
-          <w:color w:val="000000"/>
-          <w:sz w:val="24"/>
-        </w:rPr>
-        <w:hyperlink r:id="rId12" w:history="1">
-          <w:r>
-            <w:rPr>
-              <w:rStyle w:val="Hyperlink"/>
-            </w:rPr>
-            <w:t>d</w:t>
-          </w:r>
-        </w:hyperlink>
-      </w:r>
-      <w:r>
-        <w:rPr>
-          <w:u w:val="single" w:color="0000ff"/>
-          <w:rFonts w:ascii="Charis SIL Regular" w:hAnsi="Charis SIL Regular" w:eastAsia="Charis SIL Regular"/>
-          <w:b w:val="0"/>
-          <w:i w:val="0"/>
-          <w:color w:val="000000"/>
-          <w:sz w:val="24"/>
-        </w:rPr>
-        <w:hyperlink r:id="rId12" w:history="1">
-          <w:r>
-            <w:rPr>
-              <w:rStyle w:val="Hyperlink"/>
-            </w:rPr>
-            <w:t>ere E</w:t>
-          </w:r>
-        </w:hyperlink>
+        <w:t>Nederlandse of een andere E</w:t>
       </w:r>
       <w:r>
         <w:rPr>

--- a/EXPORTS/DOCX/published/niveau2/Dutch/MilitaryAndNavy.docx
+++ b/EXPORTS/DOCX/published/niveau2/Dutch/MilitaryAndNavy.docx
@@ -554,52 +554,7 @@
           <w:color w:val="000000"/>
           <w:sz w:val="24"/>
         </w:rPr>
-        <w:t xml:space="preserve"> actief. Het KNIL werd gevormd door o</w:t>
-      </w:r>
-      <w:r>
-        <w:rPr>
-          <w:u w:val="single" w:color="0000ff"/>
-          <w:rFonts w:ascii="Charis SIL Regular" w:hAnsi="Charis SIL Regular" w:eastAsia="Charis SIL Regular"/>
-          <w:b w:val="0"/>
-          <w:i w:val="0"/>
-          <w:color w:val="000000"/>
-          <w:sz w:val="24"/>
-        </w:rPr>
-        <w:hyperlink r:id="rId12" w:history="1">
-          <w:r>
-            <w:rPr>
-              <w:rStyle w:val="Hyperlink"/>
-            </w:rPr>
-            <w:t>fficier</w:t>
-          </w:r>
-        </w:hyperlink>
-      </w:r>
-      <w:r>
-        <w:rPr>
-          <w:rFonts w:ascii="Charis SIL Regular" w:hAnsi="Charis SIL Regular" w:eastAsia="Charis SIL Regular"/>
-          <w:b w:val="0"/>
-          <w:i w:val="0"/>
-          <w:color w:val="000000"/>
-          <w:sz w:val="24"/>
-        </w:rPr>
-        <w:hyperlink r:id="rId12" w:history="1">
-          <w:r>
-            <w:rPr>
-              <w:rStyle w:val="Hyperlink"/>
-            </w:rPr>
-            <w:t>en</w:t>
-          </w:r>
-        </w:hyperlink>
-      </w:r>
-      <w:r>
-        <w:rPr>
-          <w:rFonts w:ascii="Charis SIL Regular" w:hAnsi="Charis SIL Regular" w:eastAsia="Charis SIL Regular"/>
-          <w:b w:val="0"/>
-          <w:i w:val="0"/>
-          <w:color w:val="000000"/>
-          <w:sz w:val="24"/>
-        </w:rPr>
-        <w:t xml:space="preserve"> met </w:t>
+        <w:t xml:space="preserve"> actief. Het KNIL werd gevormd door officieren met </w:t>
       </w:r>
       <w:r>
         <w:rPr>

--- a/EXPORTS/DOCX/published/niveau2/Dutch/MilitaryAndNavy.docx
+++ b/EXPORTS/DOCX/published/niveau2/Dutch/MilitaryAndNavy.docx
@@ -329,24 +329,13 @@
       </w:r>
       <w:r>
         <w:rPr>
-          <w:u w:val="single" w:color="0000ff"/>
           <w:rFonts w:ascii="Charis SIL Regular" w:hAnsi="Charis SIL Regular" w:eastAsia="Charis SIL Regular"/>
           <w:b w:val="0"/>
           <w:i w:val="0"/>
           <w:color w:val="000000"/>
           <w:sz w:val="24"/>
         </w:rPr>
-        <w:t>e</w:t>
-      </w:r>
-      <w:r>
-        <w:rPr>
-          <w:rFonts w:ascii="Charis SIL Regular" w:hAnsi="Charis SIL Regular" w:eastAsia="Charis SIL Regular"/>
-          <w:b w:val="0"/>
-          <w:i w:val="0"/>
-          <w:color w:val="000000"/>
-          <w:sz w:val="24"/>
-        </w:rPr>
-        <w:t>r</w:t>
+        <w:t>er</w:t>
       </w:r>
       <w:r>
         <w:rPr>
@@ -554,7 +543,46 @@
           <w:color w:val="000000"/>
           <w:sz w:val="24"/>
         </w:rPr>
-        <w:t xml:space="preserve"> actief. Het KNIL werd gevormd door officieren met </w:t>
+        <w:t xml:space="preserve"> actief. Het KNIL werd gevormd door o</w:t>
+      </w:r>
+      <w:r>
+        <w:rPr>
+          <w:u w:val="single" w:color="0000ff"/>
+          <w:rFonts w:ascii="Charis SIL Regular" w:hAnsi="Charis SIL Regular" w:eastAsia="Charis SIL Regular"/>
+          <w:b w:val="0"/>
+          <w:i w:val="0"/>
+          <w:color w:val="000000"/>
+          <w:sz w:val="24"/>
+        </w:rPr>
+        <w:hyperlink r:id="rId12" w:history="1">
+          <w:r>
+            <w:rPr>
+              <w:rStyle w:val="Hyperlink"/>
+            </w:rPr>
+            <w:t>fficier</w:t>
+          </w:r>
+        </w:hyperlink>
+      </w:r>
+      <w:r>
+        <w:rPr>
+          <w:u w:val="single" w:color="0000ff"/>
+          <w:rFonts w:ascii="Charis SIL Regular" w:hAnsi="Charis SIL Regular" w:eastAsia="Charis SIL Regular"/>
+          <w:b w:val="0"/>
+          <w:i w:val="0"/>
+          <w:color w:val="000000"/>
+          <w:sz w:val="24"/>
+        </w:rPr>
+        <w:t>en</w:t>
+      </w:r>
+      <w:r>
+        <w:rPr>
+          <w:rFonts w:ascii="Charis SIL Regular" w:hAnsi="Charis SIL Regular" w:eastAsia="Charis SIL Regular"/>
+          <w:b w:val="0"/>
+          <w:i w:val="0"/>
+          <w:color w:val="000000"/>
+          <w:sz w:val="24"/>
+        </w:rPr>
+        <w:t xml:space="preserve"> met </w:t>
       </w:r>
       <w:r>
         <w:rPr>

--- a/EXPORTS/DOCX/published/niveau2/Dutch/MilitaryAndNavy.docx
+++ b/EXPORTS/DOCX/published/niveau2/Dutch/MilitaryAndNavy.docx
@@ -329,13 +329,24 @@
       </w:r>
       <w:r>
         <w:rPr>
+          <w:u w:val="single" w:color="0000ff"/>
           <w:rFonts w:ascii="Charis SIL Regular" w:hAnsi="Charis SIL Regular" w:eastAsia="Charis SIL Regular"/>
           <w:b w:val="0"/>
           <w:i w:val="0"/>
           <w:color w:val="000000"/>
           <w:sz w:val="24"/>
         </w:rPr>
-        <w:t>er</w:t>
+        <w:t>e</w:t>
+      </w:r>
+      <w:r>
+        <w:rPr>
+          <w:rFonts w:ascii="Charis SIL Regular" w:hAnsi="Charis SIL Regular" w:eastAsia="Charis SIL Regular"/>
+          <w:b w:val="0"/>
+          <w:i w:val="0"/>
+          <w:color w:val="000000"/>
+          <w:sz w:val="24"/>
+        </w:rPr>
+        <w:t>r</w:t>
       </w:r>
       <w:r>
         <w:rPr>

--- a/EXPORTS/DOCX/published/niveau2/Dutch/MilitaryAndNavy.docx
+++ b/EXPORTS/DOCX/published/niveau2/Dutch/MilitaryAndNavy.docx
@@ -576,6 +576,23 @@
       </w:r>
       <w:r>
         <w:rPr>
+          <w:rFonts w:ascii="Charis SIL Regular" w:hAnsi="Charis SIL Regular" w:eastAsia="Charis SIL Regular"/>
+          <w:b w:val="0"/>
+          <w:i w:val="0"/>
+          <w:color w:val="000000"/>
+          <w:sz w:val="24"/>
+        </w:rPr>
+        <w:hyperlink r:id="rId12" w:history="1">
+          <w:r>
+            <w:rPr>
+              <w:rStyle w:val="Hyperlink"/>
+            </w:rPr>
+            <w:t>en</w:t>
+          </w:r>
+        </w:hyperlink>
+      </w:r>
+      <w:r>
+        <w:rPr>
           <w:u w:val="single" w:color="0000ff"/>
           <w:rFonts w:ascii="Charis SIL Regular" w:hAnsi="Charis SIL Regular" w:eastAsia="Charis SIL Regular"/>
           <w:b w:val="0"/>
@@ -583,7 +600,7 @@
           <w:color w:val="000000"/>
           <w:sz w:val="24"/>
         </w:rPr>
-        <w:t>en</w:t>
+        <w:t xml:space="preserve"> m</w:t>
       </w:r>
       <w:r>
         <w:rPr>
@@ -593,7 +610,7 @@
           <w:color w:val="000000"/>
           <w:sz w:val="24"/>
         </w:rPr>
-        <w:t xml:space="preserve"> met </w:t>
+        <w:t xml:space="preserve">et </w:t>
       </w:r>
       <w:r>
         <w:rPr>

--- a/EXPORTS/DOCX/published/niveau2/Dutch/MilitaryAndNavy.docx
+++ b/EXPORTS/DOCX/published/niveau2/Dutch/MilitaryAndNavy.docx
@@ -576,23 +576,6 @@
       </w:r>
       <w:r>
         <w:rPr>
-          <w:rFonts w:ascii="Charis SIL Regular" w:hAnsi="Charis SIL Regular" w:eastAsia="Charis SIL Regular"/>
-          <w:b w:val="0"/>
-          <w:i w:val="0"/>
-          <w:color w:val="000000"/>
-          <w:sz w:val="24"/>
-        </w:rPr>
-        <w:hyperlink r:id="rId12" w:history="1">
-          <w:r>
-            <w:rPr>
-              <w:rStyle w:val="Hyperlink"/>
-            </w:rPr>
-            <w:t>en</w:t>
-          </w:r>
-        </w:hyperlink>
-      </w:r>
-      <w:r>
-        <w:rPr>
           <w:u w:val="single" w:color="0000ff"/>
           <w:rFonts w:ascii="Charis SIL Regular" w:hAnsi="Charis SIL Regular" w:eastAsia="Charis SIL Regular"/>
           <w:b w:val="0"/>
@@ -600,7 +583,7 @@
           <w:color w:val="000000"/>
           <w:sz w:val="24"/>
         </w:rPr>
-        <w:t xml:space="preserve"> m</w:t>
+        <w:t>en</w:t>
       </w:r>
       <w:r>
         <w:rPr>
@@ -610,7 +593,7 @@
           <w:color w:val="000000"/>
           <w:sz w:val="24"/>
         </w:rPr>
-        <w:t xml:space="preserve">et </w:t>
+        <w:t xml:space="preserve"> met </w:t>
       </w:r>
       <w:r>
         <w:rPr>

--- a/EXPORTS/DOCX/published/niveau2/Dutch/MilitaryAndNavy.docx
+++ b/EXPORTS/DOCX/published/niveau2/Dutch/MilitaryAndNavy.docx
@@ -289,64 +289,7 @@
           <w:color w:val="000000"/>
           <w:sz w:val="24"/>
         </w:rPr>
-        <w:t xml:space="preserve">in belangrijke mate op de </w:t>
-      </w:r>
-      <w:r>
-        <w:rPr>
-          <w:u w:val="single" w:color="0000ff"/>
-          <w:rFonts w:ascii="Charis SIL Regular" w:hAnsi="Charis SIL Regular" w:eastAsia="Charis SIL Regular"/>
-          <w:b w:val="0"/>
-          <w:i w:val="0"/>
-          <w:color w:val="000000"/>
-          <w:sz w:val="24"/>
-        </w:rPr>
-        <w:hyperlink r:id="rId9" w:history="1">
-          <w:r>
-            <w:rPr>
-              <w:rStyle w:val="Hyperlink"/>
-            </w:rPr>
-            <w:t>inzet van he</w:t>
-          </w:r>
-        </w:hyperlink>
-      </w:r>
-      <w:r>
-        <w:rPr>
-          <w:u w:val="single" w:color="0000ff"/>
-          <w:rFonts w:ascii="Charis SIL Regular" w:hAnsi="Charis SIL Regular" w:eastAsia="Charis SIL Regular"/>
-          <w:b w:val="0"/>
-          <w:i w:val="0"/>
-          <w:color w:val="000000"/>
-          <w:sz w:val="24"/>
-        </w:rPr>
-        <w:hyperlink r:id="rId9" w:history="1">
-          <w:r>
-            <w:rPr>
-              <w:rStyle w:val="Hyperlink"/>
-            </w:rPr>
-            <w:t>t leg</w:t>
-          </w:r>
-        </w:hyperlink>
-      </w:r>
-      <w:r>
-        <w:rPr>
-          <w:u w:val="single" w:color="0000ff"/>
-          <w:rFonts w:ascii="Charis SIL Regular" w:hAnsi="Charis SIL Regular" w:eastAsia="Charis SIL Regular"/>
-          <w:b w:val="0"/>
-          <w:i w:val="0"/>
-          <w:color w:val="000000"/>
-          <w:sz w:val="24"/>
-        </w:rPr>
-        <w:t>e</w:t>
-      </w:r>
-      <w:r>
-        <w:rPr>
-          <w:rFonts w:ascii="Charis SIL Regular" w:hAnsi="Charis SIL Regular" w:eastAsia="Charis SIL Regular"/>
-          <w:b w:val="0"/>
-          <w:i w:val="0"/>
-          <w:color w:val="000000"/>
-          <w:sz w:val="24"/>
-        </w:rPr>
-        <w:t>r</w:t>
+        <w:t>in belangrijke mate op de inzet van het leger</w:t>
       </w:r>
       <w:r>
         <w:rPr>
@@ -554,46 +497,7 @@
           <w:color w:val="000000"/>
           <w:sz w:val="24"/>
         </w:rPr>
-        <w:t xml:space="preserve"> actief. Het KNIL werd gevormd door o</w:t>
-      </w:r>
-      <w:r>
-        <w:rPr>
-          <w:u w:val="single" w:color="0000ff"/>
-          <w:rFonts w:ascii="Charis SIL Regular" w:hAnsi="Charis SIL Regular" w:eastAsia="Charis SIL Regular"/>
-          <w:b w:val="0"/>
-          <w:i w:val="0"/>
-          <w:color w:val="000000"/>
-          <w:sz w:val="24"/>
-        </w:rPr>
-        <w:hyperlink r:id="rId12" w:history="1">
-          <w:r>
-            <w:rPr>
-              <w:rStyle w:val="Hyperlink"/>
-            </w:rPr>
-            <w:t>fficier</w:t>
-          </w:r>
-        </w:hyperlink>
-      </w:r>
-      <w:r>
-        <w:rPr>
-          <w:u w:val="single" w:color="0000ff"/>
-          <w:rFonts w:ascii="Charis SIL Regular" w:hAnsi="Charis SIL Regular" w:eastAsia="Charis SIL Regular"/>
-          <w:b w:val="0"/>
-          <w:i w:val="0"/>
-          <w:color w:val="000000"/>
-          <w:sz w:val="24"/>
-        </w:rPr>
-        <w:t>en</w:t>
-      </w:r>
-      <w:r>
-        <w:rPr>
-          <w:rFonts w:ascii="Charis SIL Regular" w:hAnsi="Charis SIL Regular" w:eastAsia="Charis SIL Regular"/>
-          <w:b w:val="0"/>
-          <w:i w:val="0"/>
-          <w:color w:val="000000"/>
-          <w:sz w:val="24"/>
-        </w:rPr>
-        <w:t xml:space="preserve"> met </w:t>
+        <w:t xml:space="preserve"> actief. Het KNIL werd gevormd door officieren met </w:t>
       </w:r>
       <w:r>
         <w:rPr>
@@ -676,14 +580,7 @@
           <w:color w:val="000000"/>
           <w:sz w:val="24"/>
         </w:rPr>
-        <w:hyperlink r:id="rId12" w:history="1">
-          <w:r>
-            <w:rPr>
-              <w:rStyle w:val="Hyperlink"/>
-            </w:rPr>
-            <w:t>ere E</w:t>
-          </w:r>
-        </w:hyperlink>
+        <w:t>ere E</w:t>
       </w:r>
       <w:r>
         <w:rPr>
@@ -894,43 +791,7 @@
           <w:color w:val="000000"/>
           <w:sz w:val="24"/>
         </w:rPr>
-        <w:t>werden tienduizenden vrijwillige en die</w:t>
-      </w:r>
-      <w:r>
-        <w:rPr>
-          <w:u w:val="single" w:color="0000ff"/>
-          <w:rFonts w:ascii="Charis SIL Regular" w:hAnsi="Charis SIL Regular" w:eastAsia="Charis SIL Regular"/>
-          <w:b w:val="0"/>
-          <w:i w:val="0"/>
-          <w:color w:val="000000"/>
-          <w:sz w:val="24"/>
-        </w:rPr>
-        <w:hyperlink r:id="rId14" w:history="1">
-          <w:r>
-            <w:rPr>
-              <w:rStyle w:val="Hyperlink"/>
-            </w:rPr>
-            <w:t>nstplichtige soldaten uit h</w:t>
-          </w:r>
-        </w:hyperlink>
-      </w:r>
-      <w:r>
-        <w:rPr>
-          <w:u w:val="single" w:color="0000ff"/>
-          <w:rFonts w:ascii="Charis SIL Regular" w:hAnsi="Charis SIL Regular" w:eastAsia="Charis SIL Regular"/>
-          <w:b w:val="0"/>
-          <w:i w:val="0"/>
-          <w:color w:val="000000"/>
-          <w:sz w:val="24"/>
-        </w:rPr>
-        <w:hyperlink r:id="rId14" w:history="1">
-          <w:r>
-            <w:rPr>
-              <w:rStyle w:val="Hyperlink"/>
-            </w:rPr>
-            <w:t>et N</w:t>
-          </w:r>
-        </w:hyperlink>
+        <w:t>werden tienduizenden vrijwillige en dienstplichtige soldaten uit het N</w:t>
       </w:r>
       <w:r>
         <w:rPr>

--- a/EXPORTS/DOCX/published/niveau2/Dutch/MilitaryAndNavy.docx
+++ b/EXPORTS/DOCX/published/niveau2/Dutch/MilitaryAndNavy.docx
@@ -289,7 +289,64 @@
           <w:color w:val="000000"/>
           <w:sz w:val="24"/>
         </w:rPr>
-        <w:t>in belangrijke mate op de inzet van het leger</w:t>
+        <w:t xml:space="preserve">in belangrijke mate op de </w:t>
+      </w:r>
+      <w:r>
+        <w:rPr>
+          <w:u w:val="single" w:color="0000ff"/>
+          <w:rFonts w:ascii="Charis SIL Regular" w:hAnsi="Charis SIL Regular" w:eastAsia="Charis SIL Regular"/>
+          <w:b w:val="0"/>
+          <w:i w:val="0"/>
+          <w:color w:val="000000"/>
+          <w:sz w:val="24"/>
+        </w:rPr>
+        <w:hyperlink r:id="rId9" w:history="1">
+          <w:r>
+            <w:rPr>
+              <w:rStyle w:val="Hyperlink"/>
+            </w:rPr>
+            <w:t>inzet van he</w:t>
+          </w:r>
+        </w:hyperlink>
+      </w:r>
+      <w:r>
+        <w:rPr>
+          <w:u w:val="single" w:color="0000ff"/>
+          <w:rFonts w:ascii="Charis SIL Regular" w:hAnsi="Charis SIL Regular" w:eastAsia="Charis SIL Regular"/>
+          <w:b w:val="0"/>
+          <w:i w:val="0"/>
+          <w:color w:val="000000"/>
+          <w:sz w:val="24"/>
+        </w:rPr>
+        <w:hyperlink r:id="rId9" w:history="1">
+          <w:r>
+            <w:rPr>
+              <w:rStyle w:val="Hyperlink"/>
+            </w:rPr>
+            <w:t>t leg</w:t>
+          </w:r>
+        </w:hyperlink>
+      </w:r>
+      <w:r>
+        <w:rPr>
+          <w:u w:val="single" w:color="0000ff"/>
+          <w:rFonts w:ascii="Charis SIL Regular" w:hAnsi="Charis SIL Regular" w:eastAsia="Charis SIL Regular"/>
+          <w:b w:val="0"/>
+          <w:i w:val="0"/>
+          <w:color w:val="000000"/>
+          <w:sz w:val="24"/>
+        </w:rPr>
+        <w:t>e</w:t>
+      </w:r>
+      <w:r>
+        <w:rPr>
+          <w:rFonts w:ascii="Charis SIL Regular" w:hAnsi="Charis SIL Regular" w:eastAsia="Charis SIL Regular"/>
+          <w:b w:val="0"/>
+          <w:i w:val="0"/>
+          <w:color w:val="000000"/>
+          <w:sz w:val="24"/>
+        </w:rPr>
+        <w:t>r</w:t>
       </w:r>
       <w:r>
         <w:rPr>
@@ -497,7 +554,46 @@
           <w:color w:val="000000"/>
           <w:sz w:val="24"/>
         </w:rPr>
-        <w:t xml:space="preserve"> actief. Het KNIL werd gevormd door officieren met </w:t>
+        <w:t xml:space="preserve"> actief. Het KNIL werd gevormd door o</w:t>
+      </w:r>
+      <w:r>
+        <w:rPr>
+          <w:u w:val="single" w:color="0000ff"/>
+          <w:rFonts w:ascii="Charis SIL Regular" w:hAnsi="Charis SIL Regular" w:eastAsia="Charis SIL Regular"/>
+          <w:b w:val="0"/>
+          <w:i w:val="0"/>
+          <w:color w:val="000000"/>
+          <w:sz w:val="24"/>
+        </w:rPr>
+        <w:hyperlink r:id="rId12" w:history="1">
+          <w:r>
+            <w:rPr>
+              <w:rStyle w:val="Hyperlink"/>
+            </w:rPr>
+            <w:t>fficier</w:t>
+          </w:r>
+        </w:hyperlink>
+      </w:r>
+      <w:r>
+        <w:rPr>
+          <w:u w:val="single" w:color="0000ff"/>
+          <w:rFonts w:ascii="Charis SIL Regular" w:hAnsi="Charis SIL Regular" w:eastAsia="Charis SIL Regular"/>
+          <w:b w:val="0"/>
+          <w:i w:val="0"/>
+          <w:color w:val="000000"/>
+          <w:sz w:val="24"/>
+        </w:rPr>
+        <w:t>en</w:t>
+      </w:r>
+      <w:r>
+        <w:rPr>
+          <w:rFonts w:ascii="Charis SIL Regular" w:hAnsi="Charis SIL Regular" w:eastAsia="Charis SIL Regular"/>
+          <w:b w:val="0"/>
+          <w:i w:val="0"/>
+          <w:color w:val="000000"/>
+          <w:sz w:val="24"/>
+        </w:rPr>
+        <w:t xml:space="preserve"> met </w:t>
       </w:r>
       <w:r>
         <w:rPr>
@@ -580,7 +676,14 @@
           <w:color w:val="000000"/>
           <w:sz w:val="24"/>
         </w:rPr>
-        <w:t>ere E</w:t>
+        <w:hyperlink r:id="rId12" w:history="1">
+          <w:r>
+            <w:rPr>
+              <w:rStyle w:val="Hyperlink"/>
+            </w:rPr>
+            <w:t>ere E</w:t>
+          </w:r>
+        </w:hyperlink>
       </w:r>
       <w:r>
         <w:rPr>
@@ -791,7 +894,43 @@
           <w:color w:val="000000"/>
           <w:sz w:val="24"/>
         </w:rPr>
-        <w:t>werden tienduizenden vrijwillige en dienstplichtige soldaten uit het N</w:t>
+        <w:t>werden tienduizenden vrijwillige en die</w:t>
+      </w:r>
+      <w:r>
+        <w:rPr>
+          <w:u w:val="single" w:color="0000ff"/>
+          <w:rFonts w:ascii="Charis SIL Regular" w:hAnsi="Charis SIL Regular" w:eastAsia="Charis SIL Regular"/>
+          <w:b w:val="0"/>
+          <w:i w:val="0"/>
+          <w:color w:val="000000"/>
+          <w:sz w:val="24"/>
+        </w:rPr>
+        <w:hyperlink r:id="rId14" w:history="1">
+          <w:r>
+            <w:rPr>
+              <w:rStyle w:val="Hyperlink"/>
+            </w:rPr>
+            <w:t>nstplichtige soldaten uit h</w:t>
+          </w:r>
+        </w:hyperlink>
+      </w:r>
+      <w:r>
+        <w:rPr>
+          <w:u w:val="single" w:color="0000ff"/>
+          <w:rFonts w:ascii="Charis SIL Regular" w:hAnsi="Charis SIL Regular" w:eastAsia="Charis SIL Regular"/>
+          <w:b w:val="0"/>
+          <w:i w:val="0"/>
+          <w:color w:val="000000"/>
+          <w:sz w:val="24"/>
+        </w:rPr>
+        <w:hyperlink r:id="rId14" w:history="1">
+          <w:r>
+            <w:rPr>
+              <w:rStyle w:val="Hyperlink"/>
+            </w:rPr>
+            <w:t>et N</w:t>
+          </w:r>
+        </w:hyperlink>
       </w:r>
       <w:r>
         <w:rPr>

--- a/EXPORTS/DOCX/published/niveau2/Dutch/MilitaryAndNavy.docx
+++ b/EXPORTS/DOCX/published/niveau2/Dutch/MilitaryAndNavy.docx
@@ -414,7 +414,7 @@
           <w:sz w:val="24"/>
           <w:u w:val="single"/>
         </w:rPr>
-        <w:hyperlink r:id="rId12" w:history="1">
+        <w:hyperlink r:id="rId11" w:history="1">
           <w:r>
             <w:rPr>
               <w:rStyle w:val="Hyperlink"/>
@@ -576,20 +576,14 @@
       </w:r>
       <w:r>
         <w:rPr>
+          <w:u w:val="single" w:color="0000ff"/>
           <w:rFonts w:ascii="Charis SIL Regular" w:hAnsi="Charis SIL Regular" w:eastAsia="Charis SIL Regular"/>
           <w:b w:val="0"/>
           <w:i w:val="0"/>
           <w:color w:val="000000"/>
           <w:sz w:val="24"/>
         </w:rPr>
-        <w:hyperlink r:id="rId12" w:history="1">
-          <w:r>
-            <w:rPr>
-              <w:rStyle w:val="Hyperlink"/>
-            </w:rPr>
-            <w:t>en</w:t>
-          </w:r>
-        </w:hyperlink>
+        <w:t>en</w:t>
       </w:r>
       <w:r>
         <w:rPr>
@@ -900,7 +894,43 @@
           <w:color w:val="000000"/>
           <w:sz w:val="24"/>
         </w:rPr>
-        <w:t>werden tienduizenden vrijwillige en dienstplichtige soldaten uit het N</w:t>
+        <w:t>werden tienduizenden vrijwillige en die</w:t>
+      </w:r>
+      <w:r>
+        <w:rPr>
+          <w:u w:val="single" w:color="0000ff"/>
+          <w:rFonts w:ascii="Charis SIL Regular" w:hAnsi="Charis SIL Regular" w:eastAsia="Charis SIL Regular"/>
+          <w:b w:val="0"/>
+          <w:i w:val="0"/>
+          <w:color w:val="000000"/>
+          <w:sz w:val="24"/>
+        </w:rPr>
+        <w:hyperlink r:id="rId14" w:history="1">
+          <w:r>
+            <w:rPr>
+              <w:rStyle w:val="Hyperlink"/>
+            </w:rPr>
+            <w:t>nstplichtige soldaten uit h</w:t>
+          </w:r>
+        </w:hyperlink>
+      </w:r>
+      <w:r>
+        <w:rPr>
+          <w:u w:val="single" w:color="0000ff"/>
+          <w:rFonts w:ascii="Charis SIL Regular" w:hAnsi="Charis SIL Regular" w:eastAsia="Charis SIL Regular"/>
+          <w:b w:val="0"/>
+          <w:i w:val="0"/>
+          <w:color w:val="000000"/>
+          <w:sz w:val="24"/>
+        </w:rPr>
+        <w:hyperlink r:id="rId14" w:history="1">
+          <w:r>
+            <w:rPr>
+              <w:rStyle w:val="Hyperlink"/>
+            </w:rPr>
+            <w:t>et N</w:t>
+          </w:r>
+        </w:hyperlink>
       </w:r>
       <w:r>
         <w:rPr>

--- a/EXPORTS/DOCX/published/niveau2/Dutch/MilitaryAndNavy.docx
+++ b/EXPORTS/DOCX/published/niveau2/Dutch/MilitaryAndNavy.docx
@@ -414,7 +414,7 @@
           <w:sz w:val="24"/>
           <w:u w:val="single"/>
         </w:rPr>
-        <w:hyperlink r:id="rId11" w:history="1">
+        <w:hyperlink r:id="rId12" w:history="1">
           <w:r>
             <w:rPr>
               <w:rStyle w:val="Hyperlink"/>
@@ -593,24 +593,13 @@
       </w:r>
       <w:r>
         <w:rPr>
-          <w:u w:val="single" w:color="0000ff"/>
           <w:rFonts w:ascii="Charis SIL Regular" w:hAnsi="Charis SIL Regular" w:eastAsia="Charis SIL Regular"/>
           <w:b w:val="0"/>
           <w:i w:val="0"/>
           <w:color w:val="000000"/>
           <w:sz w:val="24"/>
         </w:rPr>
-        <w:t xml:space="preserve"> m</w:t>
-      </w:r>
-      <w:r>
-        <w:rPr>
-          <w:rFonts w:ascii="Charis SIL Regular" w:hAnsi="Charis SIL Regular" w:eastAsia="Charis SIL Regular"/>
-          <w:b w:val="0"/>
-          <w:i w:val="0"/>
-          <w:color w:val="000000"/>
-          <w:sz w:val="24"/>
-        </w:rPr>
-        <w:t xml:space="preserve">et </w:t>
+        <w:t xml:space="preserve"> met </w:t>
       </w:r>
       <w:r>
         <w:rPr>
@@ -911,43 +900,7 @@
           <w:color w:val="000000"/>
           <w:sz w:val="24"/>
         </w:rPr>
-        <w:t>werden tienduizenden vrijwillige en die</w:t>
-      </w:r>
-      <w:r>
-        <w:rPr>
-          <w:u w:val="single" w:color="0000ff"/>
-          <w:rFonts w:ascii="Charis SIL Regular" w:hAnsi="Charis SIL Regular" w:eastAsia="Charis SIL Regular"/>
-          <w:b w:val="0"/>
-          <w:i w:val="0"/>
-          <w:color w:val="000000"/>
-          <w:sz w:val="24"/>
-        </w:rPr>
-        <w:hyperlink r:id="rId14" w:history="1">
-          <w:r>
-            <w:rPr>
-              <w:rStyle w:val="Hyperlink"/>
-            </w:rPr>
-            <w:t>nstplichtige soldaten uit h</w:t>
-          </w:r>
-        </w:hyperlink>
-      </w:r>
-      <w:r>
-        <w:rPr>
-          <w:u w:val="single" w:color="0000ff"/>
-          <w:rFonts w:ascii="Charis SIL Regular" w:hAnsi="Charis SIL Regular" w:eastAsia="Charis SIL Regular"/>
-          <w:b w:val="0"/>
-          <w:i w:val="0"/>
-          <w:color w:val="000000"/>
-          <w:sz w:val="24"/>
-        </w:rPr>
-        <w:hyperlink r:id="rId14" w:history="1">
-          <w:r>
-            <w:rPr>
-              <w:rStyle w:val="Hyperlink"/>
-            </w:rPr>
-            <w:t>et N</w:t>
-          </w:r>
-        </w:hyperlink>
+        <w:t>werden tienduizenden vrijwillige en dienstplichtige soldaten uit het N</w:t>
       </w:r>
       <w:r>
         <w:rPr>

--- a/EXPORTS/DOCX/published/niveau2/Dutch/MilitaryAndNavy.docx
+++ b/EXPORTS/DOCX/published/niveau2/Dutch/MilitaryAndNavy.docx
@@ -289,64 +289,7 @@
           <w:color w:val="000000"/>
           <w:sz w:val="24"/>
         </w:rPr>
-        <w:t xml:space="preserve">in belangrijke mate op de </w:t>
-      </w:r>
-      <w:r>
-        <w:rPr>
-          <w:u w:val="single" w:color="0000ff"/>
-          <w:rFonts w:ascii="Charis SIL Regular" w:hAnsi="Charis SIL Regular" w:eastAsia="Charis SIL Regular"/>
-          <w:b w:val="0"/>
-          <w:i w:val="0"/>
-          <w:color w:val="000000"/>
-          <w:sz w:val="24"/>
-        </w:rPr>
-        <w:hyperlink r:id="rId9" w:history="1">
-          <w:r>
-            <w:rPr>
-              <w:rStyle w:val="Hyperlink"/>
-            </w:rPr>
-            <w:t>inzet van he</w:t>
-          </w:r>
-        </w:hyperlink>
-      </w:r>
-      <w:r>
-        <w:rPr>
-          <w:u w:val="single" w:color="0000ff"/>
-          <w:rFonts w:ascii="Charis SIL Regular" w:hAnsi="Charis SIL Regular" w:eastAsia="Charis SIL Regular"/>
-          <w:b w:val="0"/>
-          <w:i w:val="0"/>
-          <w:color w:val="000000"/>
-          <w:sz w:val="24"/>
-        </w:rPr>
-        <w:hyperlink r:id="rId9" w:history="1">
-          <w:r>
-            <w:rPr>
-              <w:rStyle w:val="Hyperlink"/>
-            </w:rPr>
-            <w:t>t leg</w:t>
-          </w:r>
-        </w:hyperlink>
-      </w:r>
-      <w:r>
-        <w:rPr>
-          <w:u w:val="single" w:color="0000ff"/>
-          <w:rFonts w:ascii="Charis SIL Regular" w:hAnsi="Charis SIL Regular" w:eastAsia="Charis SIL Regular"/>
-          <w:b w:val="0"/>
-          <w:i w:val="0"/>
-          <w:color w:val="000000"/>
-          <w:sz w:val="24"/>
-        </w:rPr>
-        <w:t>e</w:t>
-      </w:r>
-      <w:r>
-        <w:rPr>
-          <w:rFonts w:ascii="Charis SIL Regular" w:hAnsi="Charis SIL Regular" w:eastAsia="Charis SIL Regular"/>
-          <w:b w:val="0"/>
-          <w:i w:val="0"/>
-          <w:color w:val="000000"/>
-          <w:sz w:val="24"/>
-        </w:rPr>
-        <w:t>r</w:t>
+        <w:t>in belangrijke mate op de inzet van het leger</w:t>
       </w:r>
       <w:r>
         <w:rPr>
@@ -894,43 +837,7 @@
           <w:color w:val="000000"/>
           <w:sz w:val="24"/>
         </w:rPr>
-        <w:t>werden tienduizenden vrijwillige en die</w:t>
-      </w:r>
-      <w:r>
-        <w:rPr>
-          <w:u w:val="single" w:color="0000ff"/>
-          <w:rFonts w:ascii="Charis SIL Regular" w:hAnsi="Charis SIL Regular" w:eastAsia="Charis SIL Regular"/>
-          <w:b w:val="0"/>
-          <w:i w:val="0"/>
-          <w:color w:val="000000"/>
-          <w:sz w:val="24"/>
-        </w:rPr>
-        <w:hyperlink r:id="rId14" w:history="1">
-          <w:r>
-            <w:rPr>
-              <w:rStyle w:val="Hyperlink"/>
-            </w:rPr>
-            <w:t>nstplichtige soldaten uit h</w:t>
-          </w:r>
-        </w:hyperlink>
-      </w:r>
-      <w:r>
-        <w:rPr>
-          <w:u w:val="single" w:color="0000ff"/>
-          <w:rFonts w:ascii="Charis SIL Regular" w:hAnsi="Charis SIL Regular" w:eastAsia="Charis SIL Regular"/>
-          <w:b w:val="0"/>
-          <w:i w:val="0"/>
-          <w:color w:val="000000"/>
-          <w:sz w:val="24"/>
-        </w:rPr>
-        <w:hyperlink r:id="rId14" w:history="1">
-          <w:r>
-            <w:rPr>
-              <w:rStyle w:val="Hyperlink"/>
-            </w:rPr>
-            <w:t>et N</w:t>
-          </w:r>
-        </w:hyperlink>
+        <w:t>werden tienduizenden vrijwillige en dienstplichtige soldaten uit het N</w:t>
       </w:r>
       <w:r>
         <w:rPr>

--- a/EXPORTS/DOCX/published/niveau2/Dutch/MilitaryAndNavy.docx
+++ b/EXPORTS/DOCX/published/niveau2/Dutch/MilitaryAndNavy.docx
@@ -289,7 +289,64 @@
           <w:color w:val="000000"/>
           <w:sz w:val="24"/>
         </w:rPr>
-        <w:t>in belangrijke mate op de inzet van het leger</w:t>
+        <w:t xml:space="preserve">in belangrijke mate op de </w:t>
+      </w:r>
+      <w:r>
+        <w:rPr>
+          <w:u w:val="single" w:color="0000ff"/>
+          <w:rFonts w:ascii="Charis SIL Regular" w:hAnsi="Charis SIL Regular" w:eastAsia="Charis SIL Regular"/>
+          <w:b w:val="0"/>
+          <w:i w:val="0"/>
+          <w:color w:val="000000"/>
+          <w:sz w:val="24"/>
+        </w:rPr>
+        <w:hyperlink r:id="rId9" w:history="1">
+          <w:r>
+            <w:rPr>
+              <w:rStyle w:val="Hyperlink"/>
+            </w:rPr>
+            <w:t>inzet van he</w:t>
+          </w:r>
+        </w:hyperlink>
+      </w:r>
+      <w:r>
+        <w:rPr>
+          <w:u w:val="single" w:color="0000ff"/>
+          <w:rFonts w:ascii="Charis SIL Regular" w:hAnsi="Charis SIL Regular" w:eastAsia="Charis SIL Regular"/>
+          <w:b w:val="0"/>
+          <w:i w:val="0"/>
+          <w:color w:val="000000"/>
+          <w:sz w:val="24"/>
+        </w:rPr>
+        <w:hyperlink r:id="rId9" w:history="1">
+          <w:r>
+            <w:rPr>
+              <w:rStyle w:val="Hyperlink"/>
+            </w:rPr>
+            <w:t>t leg</w:t>
+          </w:r>
+        </w:hyperlink>
+      </w:r>
+      <w:r>
+        <w:rPr>
+          <w:u w:val="single" w:color="0000ff"/>
+          <w:rFonts w:ascii="Charis SIL Regular" w:hAnsi="Charis SIL Regular" w:eastAsia="Charis SIL Regular"/>
+          <w:b w:val="0"/>
+          <w:i w:val="0"/>
+          <w:color w:val="000000"/>
+          <w:sz w:val="24"/>
+        </w:rPr>
+        <w:t>e</w:t>
+      </w:r>
+      <w:r>
+        <w:rPr>
+          <w:rFonts w:ascii="Charis SIL Regular" w:hAnsi="Charis SIL Regular" w:eastAsia="Charis SIL Regular"/>
+          <w:b w:val="0"/>
+          <w:i w:val="0"/>
+          <w:color w:val="000000"/>
+          <w:sz w:val="24"/>
+        </w:rPr>
+        <w:t>r</w:t>
       </w:r>
       <w:r>
         <w:rPr>
@@ -540,93 +597,13 @@
       </w:r>
       <w:r>
         <w:rPr>
-          <w:u w:val="single" w:color="0000ff"/>
           <w:rFonts w:ascii="Charis SIL Regular" w:hAnsi="Charis SIL Regular" w:eastAsia="Charis SIL Regular"/>
           <w:b w:val="0"/>
           <w:i w:val="0"/>
           <w:color w:val="000000"/>
           <w:sz w:val="24"/>
         </w:rPr>
-        <w:hyperlink r:id="rId12" w:history="1">
-          <w:r>
-            <w:rPr>
-              <w:rStyle w:val="Hyperlink"/>
-            </w:rPr>
-            <w:t>Nederlandse o</w:t>
-          </w:r>
-        </w:hyperlink>
-      </w:r>
-      <w:r>
-        <w:rPr>
-          <w:u w:val="single" w:color="0000ff"/>
-          <w:rFonts w:ascii="Charis SIL Regular" w:hAnsi="Charis SIL Regular" w:eastAsia="Charis SIL Regular"/>
-          <w:b w:val="0"/>
-          <w:i w:val="0"/>
-          <w:color w:val="000000"/>
-          <w:sz w:val="24"/>
-        </w:rPr>
-        <w:hyperlink r:id="rId12" w:history="1">
-          <w:r>
-            <w:rPr>
-              <w:rStyle w:val="Hyperlink"/>
-            </w:rPr>
-            <w:t>f</w:t>
-          </w:r>
-        </w:hyperlink>
-      </w:r>
-      <w:r>
-        <w:rPr>
-          <w:u w:val="single" w:color="0000ff"/>
-          <w:rFonts w:ascii="Charis SIL Regular" w:hAnsi="Charis SIL Regular" w:eastAsia="Charis SIL Regular"/>
-          <w:b w:val="0"/>
-          <w:i w:val="0"/>
-          <w:color w:val="000000"/>
-          <w:sz w:val="24"/>
-        </w:rPr>
-        <w:hyperlink r:id="rId12" w:history="1">
-          <w:r>
-            <w:rPr>
-              <w:rStyle w:val="Hyperlink"/>
-            </w:rPr>
-            <w:t xml:space="preserve"> een an</w:t>
-          </w:r>
-        </w:hyperlink>
-      </w:r>
-      <w:r>
-        <w:rPr>
-          <w:u w:val="single" w:color="0000ff"/>
-          <w:rFonts w:ascii="Charis SIL Regular" w:hAnsi="Charis SIL Regular" w:eastAsia="Charis SIL Regular"/>
-          <w:b w:val="0"/>
-          <w:i w:val="0"/>
-          <w:color w:val="000000"/>
-          <w:sz w:val="24"/>
-        </w:rPr>
-        <w:hyperlink r:id="rId12" w:history="1">
-          <w:r>
-            <w:rPr>
-              <w:rStyle w:val="Hyperlink"/>
-            </w:rPr>
-            <w:t>d</w:t>
-          </w:r>
-        </w:hyperlink>
-      </w:r>
-      <w:r>
-        <w:rPr>
-          <w:u w:val="single" w:color="0000ff"/>
-          <w:rFonts w:ascii="Charis SIL Regular" w:hAnsi="Charis SIL Regular" w:eastAsia="Charis SIL Regular"/>
-          <w:b w:val="0"/>
-          <w:i w:val="0"/>
-          <w:color w:val="000000"/>
-          <w:sz w:val="24"/>
-        </w:rPr>
-        <w:hyperlink r:id="rId12" w:history="1">
-          <w:r>
-            <w:rPr>
-              <w:rStyle w:val="Hyperlink"/>
-            </w:rPr>
-            <w:t>ere E</w:t>
-          </w:r>
-        </w:hyperlink>
+        <w:t>Nederlandse of een andere E</w:t>
       </w:r>
       <w:r>
         <w:rPr>
@@ -837,7 +814,43 @@
           <w:color w:val="000000"/>
           <w:sz w:val="24"/>
         </w:rPr>
-        <w:t>werden tienduizenden vrijwillige en dienstplichtige soldaten uit het N</w:t>
+        <w:t>werden tienduizenden vrijwillige en die</w:t>
+      </w:r>
+      <w:r>
+        <w:rPr>
+          <w:u w:val="single" w:color="0000ff"/>
+          <w:rFonts w:ascii="Charis SIL Regular" w:hAnsi="Charis SIL Regular" w:eastAsia="Charis SIL Regular"/>
+          <w:b w:val="0"/>
+          <w:i w:val="0"/>
+          <w:color w:val="000000"/>
+          <w:sz w:val="24"/>
+        </w:rPr>
+        <w:hyperlink r:id="rId14" w:history="1">
+          <w:r>
+            <w:rPr>
+              <w:rStyle w:val="Hyperlink"/>
+            </w:rPr>
+            <w:t>nstplichtige soldaten uit h</w:t>
+          </w:r>
+        </w:hyperlink>
+      </w:r>
+      <w:r>
+        <w:rPr>
+          <w:u w:val="single" w:color="0000ff"/>
+          <w:rFonts w:ascii="Charis SIL Regular" w:hAnsi="Charis SIL Regular" w:eastAsia="Charis SIL Regular"/>
+          <w:b w:val="0"/>
+          <w:i w:val="0"/>
+          <w:color w:val="000000"/>
+          <w:sz w:val="24"/>
+        </w:rPr>
+        <w:hyperlink r:id="rId14" w:history="1">
+          <w:r>
+            <w:rPr>
+              <w:rStyle w:val="Hyperlink"/>
+            </w:rPr>
+            <w:t>et N</w:t>
+          </w:r>
+        </w:hyperlink>
       </w:r>
       <w:r>
         <w:rPr>

--- a/EXPORTS/DOCX/published/niveau2/Dutch/MilitaryAndNavy.docx
+++ b/EXPORTS/DOCX/published/niveau2/Dutch/MilitaryAndNavy.docx
@@ -554,7 +554,7 @@
           <w:color w:val="000000"/>
           <w:sz w:val="24"/>
         </w:rPr>
-        <w:t xml:space="preserve"> actief. Het KNIL werd gevormd door o</w:t>
+        <w:t xml:space="preserve"> actief. Het KNIL werd gevormd door officieren met </w:t>
       </w:r>
       <w:r>
         <w:rPr>
@@ -570,7 +570,7 @@
             <w:rPr>
               <w:rStyle w:val="Hyperlink"/>
             </w:rPr>
-            <w:t>fficier</w:t>
+            <w:t>Nederlandse o</w:t>
           </w:r>
         </w:hyperlink>
       </w:r>
@@ -583,27 +583,68 @@
           <w:color w:val="000000"/>
           <w:sz w:val="24"/>
         </w:rPr>
-        <w:t>en</w:t>
+        <w:hyperlink r:id="rId12" w:history="1">
+          <w:r>
+            <w:rPr>
+              <w:rStyle w:val="Hyperlink"/>
+            </w:rPr>
+            <w:t>f</w:t>
+          </w:r>
+        </w:hyperlink>
       </w:r>
       <w:r>
         <w:rPr>
+          <w:u w:val="single" w:color="0000ff"/>
           <w:rFonts w:ascii="Charis SIL Regular" w:hAnsi="Charis SIL Regular" w:eastAsia="Charis SIL Regular"/>
           <w:b w:val="0"/>
           <w:i w:val="0"/>
           <w:color w:val="000000"/>
           <w:sz w:val="24"/>
         </w:rPr>
-        <w:t xml:space="preserve"> met </w:t>
+        <w:hyperlink r:id="rId12" w:history="1">
+          <w:r>
+            <w:rPr>
+              <w:rStyle w:val="Hyperlink"/>
+            </w:rPr>
+            <w:t xml:space="preserve"> een an</w:t>
+          </w:r>
+        </w:hyperlink>
       </w:r>
       <w:r>
         <w:rPr>
+          <w:u w:val="single" w:color="0000ff"/>
           <w:rFonts w:ascii="Charis SIL Regular" w:hAnsi="Charis SIL Regular" w:eastAsia="Charis SIL Regular"/>
           <w:b w:val="0"/>
           <w:i w:val="0"/>
           <w:color w:val="000000"/>
           <w:sz w:val="24"/>
         </w:rPr>
-        <w:t>Nederlandse of een andere E</w:t>
+        <w:hyperlink r:id="rId12" w:history="1">
+          <w:r>
+            <w:rPr>
+              <w:rStyle w:val="Hyperlink"/>
+            </w:rPr>
+            <w:t>d</w:t>
+          </w:r>
+        </w:hyperlink>
+      </w:r>
+      <w:r>
+        <w:rPr>
+          <w:u w:val="single" w:color="0000ff"/>
+          <w:rFonts w:ascii="Charis SIL Regular" w:hAnsi="Charis SIL Regular" w:eastAsia="Charis SIL Regular"/>
+          <w:b w:val="0"/>
+          <w:i w:val="0"/>
+          <w:color w:val="000000"/>
+          <w:sz w:val="24"/>
+        </w:rPr>
+        <w:hyperlink r:id="rId12" w:history="1">
+          <w:r>
+            <w:rPr>
+              <w:rStyle w:val="Hyperlink"/>
+            </w:rPr>
+            <w:t>ere E</w:t>
+          </w:r>
+        </w:hyperlink>
       </w:r>
       <w:r>
         <w:rPr>
@@ -814,43 +855,7 @@
           <w:color w:val="000000"/>
           <w:sz w:val="24"/>
         </w:rPr>
-        <w:t>werden tienduizenden vrijwillige en die</w:t>
-      </w:r>
-      <w:r>
-        <w:rPr>
-          <w:u w:val="single" w:color="0000ff"/>
-          <w:rFonts w:ascii="Charis SIL Regular" w:hAnsi="Charis SIL Regular" w:eastAsia="Charis SIL Regular"/>
-          <w:b w:val="0"/>
-          <w:i w:val="0"/>
-          <w:color w:val="000000"/>
-          <w:sz w:val="24"/>
-        </w:rPr>
-        <w:hyperlink r:id="rId14" w:history="1">
-          <w:r>
-            <w:rPr>
-              <w:rStyle w:val="Hyperlink"/>
-            </w:rPr>
-            <w:t>nstplichtige soldaten uit h</w:t>
-          </w:r>
-        </w:hyperlink>
-      </w:r>
-      <w:r>
-        <w:rPr>
-          <w:u w:val="single" w:color="0000ff"/>
-          <w:rFonts w:ascii="Charis SIL Regular" w:hAnsi="Charis SIL Regular" w:eastAsia="Charis SIL Regular"/>
-          <w:b w:val="0"/>
-          <w:i w:val="0"/>
-          <w:color w:val="000000"/>
-          <w:sz w:val="24"/>
-        </w:rPr>
-        <w:hyperlink r:id="rId14" w:history="1">
-          <w:r>
-            <w:rPr>
-              <w:rStyle w:val="Hyperlink"/>
-            </w:rPr>
-            <w:t>et N</w:t>
-          </w:r>
-        </w:hyperlink>
+        <w:t>werden tienduizenden vrijwillige en dienstplichtige soldaten uit het N</w:t>
       </w:r>
       <w:r>
         <w:rPr>

--- a/EXPORTS/DOCX/published/niveau2/Dutch/MilitaryAndNavy.docx
+++ b/EXPORTS/DOCX/published/niveau2/Dutch/MilitaryAndNavy.docx
@@ -554,7 +554,46 @@
           <w:color w:val="000000"/>
           <w:sz w:val="24"/>
         </w:rPr>
-        <w:t xml:space="preserve"> actief. Het KNIL werd gevormd door officieren met </w:t>
+        <w:t xml:space="preserve"> actief. Het KNIL werd gevormd door o</w:t>
+      </w:r>
+      <w:r>
+        <w:rPr>
+          <w:u w:val="single" w:color="0000ff"/>
+          <w:rFonts w:ascii="Charis SIL Regular" w:hAnsi="Charis SIL Regular" w:eastAsia="Charis SIL Regular"/>
+          <w:b w:val="0"/>
+          <w:i w:val="0"/>
+          <w:color w:val="000000"/>
+          <w:sz w:val="24"/>
+        </w:rPr>
+        <w:hyperlink r:id="rId12" w:history="1">
+          <w:r>
+            <w:rPr>
+              <w:rStyle w:val="Hyperlink"/>
+            </w:rPr>
+            <w:t>fficier</w:t>
+          </w:r>
+        </w:hyperlink>
+      </w:r>
+      <w:r>
+        <w:rPr>
+          <w:u w:val="single" w:color="0000ff"/>
+          <w:rFonts w:ascii="Charis SIL Regular" w:hAnsi="Charis SIL Regular" w:eastAsia="Charis SIL Regular"/>
+          <w:b w:val="0"/>
+          <w:i w:val="0"/>
+          <w:color w:val="000000"/>
+          <w:sz w:val="24"/>
+        </w:rPr>
+        <w:t>en</w:t>
+      </w:r>
+      <w:r>
+        <w:rPr>
+          <w:rFonts w:ascii="Charis SIL Regular" w:hAnsi="Charis SIL Regular" w:eastAsia="Charis SIL Regular"/>
+          <w:b w:val="0"/>
+          <w:i w:val="0"/>
+          <w:color w:val="000000"/>
+          <w:sz w:val="24"/>
+        </w:rPr>
+        <w:t xml:space="preserve"> met </w:t>
       </w:r>
       <w:r>
         <w:rPr>
@@ -855,7 +894,43 @@
           <w:color w:val="000000"/>
           <w:sz w:val="24"/>
         </w:rPr>
-        <w:t>werden tienduizenden vrijwillige en dienstplichtige soldaten uit het N</w:t>
+        <w:t>werden tienduizenden vrijwillige en die</w:t>
+      </w:r>
+      <w:r>
+        <w:rPr>
+          <w:u w:val="single" w:color="0000ff"/>
+          <w:rFonts w:ascii="Charis SIL Regular" w:hAnsi="Charis SIL Regular" w:eastAsia="Charis SIL Regular"/>
+          <w:b w:val="0"/>
+          <w:i w:val="0"/>
+          <w:color w:val="000000"/>
+          <w:sz w:val="24"/>
+        </w:rPr>
+        <w:hyperlink r:id="rId14" w:history="1">
+          <w:r>
+            <w:rPr>
+              <w:rStyle w:val="Hyperlink"/>
+            </w:rPr>
+            <w:t>nstplichtige soldaten uit h</w:t>
+          </w:r>
+        </w:hyperlink>
+      </w:r>
+      <w:r>
+        <w:rPr>
+          <w:u w:val="single" w:color="0000ff"/>
+          <w:rFonts w:ascii="Charis SIL Regular" w:hAnsi="Charis SIL Regular" w:eastAsia="Charis SIL Regular"/>
+          <w:b w:val="0"/>
+          <w:i w:val="0"/>
+          <w:color w:val="000000"/>
+          <w:sz w:val="24"/>
+        </w:rPr>
+        <w:hyperlink r:id="rId14" w:history="1">
+          <w:r>
+            <w:rPr>
+              <w:rStyle w:val="Hyperlink"/>
+            </w:rPr>
+            <w:t>et N</w:t>
+          </w:r>
+        </w:hyperlink>
       </w:r>
       <w:r>
         <w:rPr>

--- a/EXPORTS/DOCX/published/niveau2/Dutch/MilitaryAndNavy.docx
+++ b/EXPORTS/DOCX/published/niveau2/Dutch/MilitaryAndNavy.docx
@@ -289,64 +289,7 @@
           <w:color w:val="000000"/>
           <w:sz w:val="24"/>
         </w:rPr>
-        <w:t xml:space="preserve">in belangrijke mate op de </w:t>
-      </w:r>
-      <w:r>
-        <w:rPr>
-          <w:u w:val="single" w:color="0000ff"/>
-          <w:rFonts w:ascii="Charis SIL Regular" w:hAnsi="Charis SIL Regular" w:eastAsia="Charis SIL Regular"/>
-          <w:b w:val="0"/>
-          <w:i w:val="0"/>
-          <w:color w:val="000000"/>
-          <w:sz w:val="24"/>
-        </w:rPr>
-        <w:hyperlink r:id="rId9" w:history="1">
-          <w:r>
-            <w:rPr>
-              <w:rStyle w:val="Hyperlink"/>
-            </w:rPr>
-            <w:t>inzet van he</w:t>
-          </w:r>
-        </w:hyperlink>
-      </w:r>
-      <w:r>
-        <w:rPr>
-          <w:u w:val="single" w:color="0000ff"/>
-          <w:rFonts w:ascii="Charis SIL Regular" w:hAnsi="Charis SIL Regular" w:eastAsia="Charis SIL Regular"/>
-          <w:b w:val="0"/>
-          <w:i w:val="0"/>
-          <w:color w:val="000000"/>
-          <w:sz w:val="24"/>
-        </w:rPr>
-        <w:hyperlink r:id="rId9" w:history="1">
-          <w:r>
-            <w:rPr>
-              <w:rStyle w:val="Hyperlink"/>
-            </w:rPr>
-            <w:t>t leg</w:t>
-          </w:r>
-        </w:hyperlink>
-      </w:r>
-      <w:r>
-        <w:rPr>
-          <w:u w:val="single" w:color="0000ff"/>
-          <w:rFonts w:ascii="Charis SIL Regular" w:hAnsi="Charis SIL Regular" w:eastAsia="Charis SIL Regular"/>
-          <w:b w:val="0"/>
-          <w:i w:val="0"/>
-          <w:color w:val="000000"/>
-          <w:sz w:val="24"/>
-        </w:rPr>
-        <w:t>e</w:t>
-      </w:r>
-      <w:r>
-        <w:rPr>
-          <w:rFonts w:ascii="Charis SIL Regular" w:hAnsi="Charis SIL Regular" w:eastAsia="Charis SIL Regular"/>
-          <w:b w:val="0"/>
-          <w:i w:val="0"/>
-          <w:color w:val="000000"/>
-          <w:sz w:val="24"/>
-        </w:rPr>
-        <w:t>r</w:t>
+        <w:t>in belangrijke mate op de inzet van het leger</w:t>
       </w:r>
       <w:r>
         <w:rPr>
@@ -900,25 +843,7 @@
           <w:color w:val="000000"/>
           <w:sz w:val="24"/>
         </w:rPr>
-        <w:t>werden tienduizenden vrijwillige en die</w:t>
-      </w:r>
-      <w:r>
-        <w:rPr>
-          <w:u w:val="single" w:color="0000ff"/>
-          <w:rFonts w:ascii="Charis SIL Regular" w:hAnsi="Charis SIL Regular" w:eastAsia="Charis SIL Regular"/>
-          <w:b w:val="0"/>
-          <w:i w:val="0"/>
-          <w:color w:val="000000"/>
-          <w:sz w:val="24"/>
-        </w:rPr>
-        <w:hyperlink r:id="rId14" w:history="1">
-          <w:r>
-            <w:rPr>
-              <w:rStyle w:val="Hyperlink"/>
-            </w:rPr>
-            <w:t>nstplichtige soldaten uit h</w:t>
-          </w:r>
-        </w:hyperlink>
+        <w:t>werden tienduizenden vrijwillige en dienstplichtige soldaten uit h</w:t>
       </w:r>
       <w:r>
         <w:rPr>

--- a/EXPORTS/DOCX/published/niveau2/Dutch/MilitaryAndNavy.docx
+++ b/EXPORTS/DOCX/published/niveau2/Dutch/MilitaryAndNavy.docx
@@ -289,7 +289,64 @@
           <w:color w:val="000000"/>
           <w:sz w:val="24"/>
         </w:rPr>
-        <w:t>in belangrijke mate op de inzet van het leger</w:t>
+        <w:t xml:space="preserve">in belangrijke mate op de </w:t>
+      </w:r>
+      <w:r>
+        <w:rPr>
+          <w:u w:val="single" w:color="0000ff"/>
+          <w:rFonts w:ascii="Charis SIL Regular" w:hAnsi="Charis SIL Regular" w:eastAsia="Charis SIL Regular"/>
+          <w:b w:val="0"/>
+          <w:i w:val="0"/>
+          <w:color w:val="000000"/>
+          <w:sz w:val="24"/>
+        </w:rPr>
+        <w:hyperlink r:id="rId9" w:history="1">
+          <w:r>
+            <w:rPr>
+              <w:rStyle w:val="Hyperlink"/>
+            </w:rPr>
+            <w:t>inzet van he</w:t>
+          </w:r>
+        </w:hyperlink>
+      </w:r>
+      <w:r>
+        <w:rPr>
+          <w:u w:val="single" w:color="0000ff"/>
+          <w:rFonts w:ascii="Charis SIL Regular" w:hAnsi="Charis SIL Regular" w:eastAsia="Charis SIL Regular"/>
+          <w:b w:val="0"/>
+          <w:i w:val="0"/>
+          <w:color w:val="000000"/>
+          <w:sz w:val="24"/>
+        </w:rPr>
+        <w:hyperlink r:id="rId9" w:history="1">
+          <w:r>
+            <w:rPr>
+              <w:rStyle w:val="Hyperlink"/>
+            </w:rPr>
+            <w:t>t leg</w:t>
+          </w:r>
+        </w:hyperlink>
+      </w:r>
+      <w:r>
+        <w:rPr>
+          <w:u w:val="single" w:color="0000ff"/>
+          <w:rFonts w:ascii="Charis SIL Regular" w:hAnsi="Charis SIL Regular" w:eastAsia="Charis SIL Regular"/>
+          <w:b w:val="0"/>
+          <w:i w:val="0"/>
+          <w:color w:val="000000"/>
+          <w:sz w:val="24"/>
+        </w:rPr>
+        <w:t>e</w:t>
+      </w:r>
+      <w:r>
+        <w:rPr>
+          <w:rFonts w:ascii="Charis SIL Regular" w:hAnsi="Charis SIL Regular" w:eastAsia="Charis SIL Regular"/>
+          <w:b w:val="0"/>
+          <w:i w:val="0"/>
+          <w:color w:val="000000"/>
+          <w:sz w:val="24"/>
+        </w:rPr>
+        <w:t>r</w:t>
       </w:r>
       <w:r>
         <w:rPr>
@@ -843,7 +900,25 @@
           <w:color w:val="000000"/>
           <w:sz w:val="24"/>
         </w:rPr>
-        <w:t>werden tienduizenden vrijwillige en dienstplichtige soldaten uit h</w:t>
+        <w:t>werden tienduizenden vrijwillige en die</w:t>
+      </w:r>
+      <w:r>
+        <w:rPr>
+          <w:u w:val="single" w:color="0000ff"/>
+          <w:rFonts w:ascii="Charis SIL Regular" w:hAnsi="Charis SIL Regular" w:eastAsia="Charis SIL Regular"/>
+          <w:b w:val="0"/>
+          <w:i w:val="0"/>
+          <w:color w:val="000000"/>
+          <w:sz w:val="24"/>
+        </w:rPr>
+        <w:hyperlink r:id="rId14" w:history="1">
+          <w:r>
+            <w:rPr>
+              <w:rStyle w:val="Hyperlink"/>
+            </w:rPr>
+            <w:t>nstplichtige soldaten uit h</w:t>
+          </w:r>
+        </w:hyperlink>
       </w:r>
       <w:r>
         <w:rPr>

--- a/EXPORTS/DOCX/published/niveau2/Dutch/MilitaryAndNavy.docx
+++ b/EXPORTS/DOCX/published/niveau2/Dutch/MilitaryAndNavy.docx
@@ -329,24 +329,13 @@
       </w:r>
       <w:r>
         <w:rPr>
-          <w:u w:val="single" w:color="0000ff"/>
           <w:rFonts w:ascii="Charis SIL Regular" w:hAnsi="Charis SIL Regular" w:eastAsia="Charis SIL Regular"/>
           <w:b w:val="0"/>
           <w:i w:val="0"/>
           <w:color w:val="000000"/>
           <w:sz w:val="24"/>
         </w:rPr>
-        <w:t>e</w:t>
-      </w:r>
-      <w:r>
-        <w:rPr>
-          <w:rFonts w:ascii="Charis SIL Regular" w:hAnsi="Charis SIL Regular" w:eastAsia="Charis SIL Regular"/>
-          <w:b w:val="0"/>
-          <w:i w:val="0"/>
-          <w:color w:val="000000"/>
-          <w:sz w:val="24"/>
-        </w:rPr>
-        <w:t>r</w:t>
+        <w:t>er</w:t>
       </w:r>
       <w:r>
         <w:rPr>
@@ -576,20 +565,14 @@
       </w:r>
       <w:r>
         <w:rPr>
+          <w:u w:val="single" w:color="0000ff"/>
           <w:rFonts w:ascii="Charis SIL Regular" w:hAnsi="Charis SIL Regular" w:eastAsia="Charis SIL Regular"/>
           <w:b w:val="0"/>
           <w:i w:val="0"/>
           <w:color w:val="000000"/>
           <w:sz w:val="24"/>
         </w:rPr>
-        <w:hyperlink r:id="rId12" w:history="1">
-          <w:r>
-            <w:rPr>
-              <w:rStyle w:val="Hyperlink"/>
-            </w:rPr>
-            <w:t>en</w:t>
-          </w:r>
-        </w:hyperlink>
+        <w:t>en</w:t>
       </w:r>
       <w:r>
         <w:rPr>

--- a/EXPORTS/DOCX/published/niveau2/Dutch/MilitaryAndNavy.docx
+++ b/EXPORTS/DOCX/published/niveau2/Dutch/MilitaryAndNavy.docx
@@ -329,13 +329,24 @@
       </w:r>
       <w:r>
         <w:rPr>
+          <w:u w:val="single" w:color="0000ff"/>
           <w:rFonts w:ascii="Charis SIL Regular" w:hAnsi="Charis SIL Regular" w:eastAsia="Charis SIL Regular"/>
           <w:b w:val="0"/>
           <w:i w:val="0"/>
           <w:color w:val="000000"/>
           <w:sz w:val="24"/>
         </w:rPr>
-        <w:t>er</w:t>
+        <w:t>e</w:t>
+      </w:r>
+      <w:r>
+        <w:rPr>
+          <w:rFonts w:ascii="Charis SIL Regular" w:hAnsi="Charis SIL Regular" w:eastAsia="Charis SIL Regular"/>
+          <w:b w:val="0"/>
+          <w:i w:val="0"/>
+          <w:color w:val="000000"/>
+          <w:sz w:val="24"/>
+        </w:rPr>
+        <w:t>r</w:t>
       </w:r>
       <w:r>
         <w:rPr>
@@ -586,93 +597,13 @@
       </w:r>
       <w:r>
         <w:rPr>
-          <w:u w:val="single" w:color="0000ff"/>
           <w:rFonts w:ascii="Charis SIL Regular" w:hAnsi="Charis SIL Regular" w:eastAsia="Charis SIL Regular"/>
           <w:b w:val="0"/>
           <w:i w:val="0"/>
           <w:color w:val="000000"/>
           <w:sz w:val="24"/>
         </w:rPr>
-        <w:hyperlink r:id="rId12" w:history="1">
-          <w:r>
-            <w:rPr>
-              <w:rStyle w:val="Hyperlink"/>
-            </w:rPr>
-            <w:t>Nederlandse o</w:t>
-          </w:r>
-        </w:hyperlink>
-      </w:r>
-      <w:r>
-        <w:rPr>
-          <w:u w:val="single" w:color="0000ff"/>
-          <w:rFonts w:ascii="Charis SIL Regular" w:hAnsi="Charis SIL Regular" w:eastAsia="Charis SIL Regular"/>
-          <w:b w:val="0"/>
-          <w:i w:val="0"/>
-          <w:color w:val="000000"/>
-          <w:sz w:val="24"/>
-        </w:rPr>
-        <w:hyperlink r:id="rId12" w:history="1">
-          <w:r>
-            <w:rPr>
-              <w:rStyle w:val="Hyperlink"/>
-            </w:rPr>
-            <w:t>f</w:t>
-          </w:r>
-        </w:hyperlink>
-      </w:r>
-      <w:r>
-        <w:rPr>
-          <w:u w:val="single" w:color="0000ff"/>
-          <w:rFonts w:ascii="Charis SIL Regular" w:hAnsi="Charis SIL Regular" w:eastAsia="Charis SIL Regular"/>
-          <w:b w:val="0"/>
-          <w:i w:val="0"/>
-          <w:color w:val="000000"/>
-          <w:sz w:val="24"/>
-        </w:rPr>
-        <w:hyperlink r:id="rId12" w:history="1">
-          <w:r>
-            <w:rPr>
-              <w:rStyle w:val="Hyperlink"/>
-            </w:rPr>
-            <w:t xml:space="preserve"> een an</w:t>
-          </w:r>
-        </w:hyperlink>
-      </w:r>
-      <w:r>
-        <w:rPr>
-          <w:u w:val="single" w:color="0000ff"/>
-          <w:rFonts w:ascii="Charis SIL Regular" w:hAnsi="Charis SIL Regular" w:eastAsia="Charis SIL Regular"/>
-          <w:b w:val="0"/>
-          <w:i w:val="0"/>
-          <w:color w:val="000000"/>
-          <w:sz w:val="24"/>
-        </w:rPr>
-        <w:hyperlink r:id="rId12" w:history="1">
-          <w:r>
-            <w:rPr>
-              <w:rStyle w:val="Hyperlink"/>
-            </w:rPr>
-            <w:t>d</w:t>
-          </w:r>
-        </w:hyperlink>
-      </w:r>
-      <w:r>
-        <w:rPr>
-          <w:u w:val="single" w:color="0000ff"/>
-          <w:rFonts w:ascii="Charis SIL Regular" w:hAnsi="Charis SIL Regular" w:eastAsia="Charis SIL Regular"/>
-          <w:b w:val="0"/>
-          <w:i w:val="0"/>
-          <w:color w:val="000000"/>
-          <w:sz w:val="24"/>
-        </w:rPr>
-        <w:hyperlink r:id="rId12" w:history="1">
-          <w:r>
-            <w:rPr>
-              <w:rStyle w:val="Hyperlink"/>
-            </w:rPr>
-            <w:t>ere E</w:t>
-          </w:r>
-        </w:hyperlink>
+        <w:t>Nederlandse of een andere E</w:t>
       </w:r>
       <w:r>
         <w:rPr>

--- a/EXPORTS/DOCX/published/niveau2/Dutch/MilitaryAndNavy.docx
+++ b/EXPORTS/DOCX/published/niveau2/Dutch/MilitaryAndNavy.docx
@@ -329,13 +329,24 @@
       </w:r>
       <w:r>
         <w:rPr>
+          <w:u w:val="single" w:color="0000ff"/>
           <w:rFonts w:ascii="Charis SIL Regular" w:hAnsi="Charis SIL Regular" w:eastAsia="Charis SIL Regular"/>
           <w:b w:val="0"/>
           <w:i w:val="0"/>
           <w:color w:val="000000"/>
           <w:sz w:val="24"/>
         </w:rPr>
-        <w:t>er</w:t>
+        <w:t>e</w:t>
+      </w:r>
+      <w:r>
+        <w:rPr>
+          <w:rFonts w:ascii="Charis SIL Regular" w:hAnsi="Charis SIL Regular" w:eastAsia="Charis SIL Regular"/>
+          <w:b w:val="0"/>
+          <w:i w:val="0"/>
+          <w:color w:val="000000"/>
+          <w:sz w:val="24"/>
+        </w:rPr>
+        <w:t>r</w:t>
       </w:r>
       <w:r>
         <w:rPr>
@@ -403,7 +414,7 @@
           <w:sz w:val="24"/>
           <w:u w:val="single"/>
         </w:rPr>
-        <w:hyperlink r:id="rId11" w:history="1">
+        <w:hyperlink r:id="rId12" w:history="1">
           <w:r>
             <w:rPr>
               <w:rStyle w:val="Hyperlink"/>

--- a/EXPORTS/DOCX/published/niveau2/Dutch/MilitaryAndNavy.docx
+++ b/EXPORTS/DOCX/published/niveau2/Dutch/MilitaryAndNavy.docx
@@ -329,24 +329,13 @@
       </w:r>
       <w:r>
         <w:rPr>
-          <w:u w:val="single" w:color="0000ff"/>
           <w:rFonts w:ascii="Charis SIL Regular" w:hAnsi="Charis SIL Regular" w:eastAsia="Charis SIL Regular"/>
           <w:b w:val="0"/>
           <w:i w:val="0"/>
           <w:color w:val="000000"/>
           <w:sz w:val="24"/>
         </w:rPr>
-        <w:t>e</w:t>
-      </w:r>
-      <w:r>
-        <w:rPr>
-          <w:rFonts w:ascii="Charis SIL Regular" w:hAnsi="Charis SIL Regular" w:eastAsia="Charis SIL Regular"/>
-          <w:b w:val="0"/>
-          <w:i w:val="0"/>
-          <w:color w:val="000000"/>
-          <w:sz w:val="24"/>
-        </w:rPr>
-        <w:t>r</w:t>
+        <w:t>er</w:t>
       </w:r>
       <w:r>
         <w:rPr>
@@ -414,7 +403,7 @@
           <w:sz w:val="24"/>
           <w:u w:val="single"/>
         </w:rPr>
-        <w:hyperlink r:id="rId12" w:history="1">
+        <w:hyperlink r:id="rId11" w:history="1">
           <w:r>
             <w:rPr>
               <w:rStyle w:val="Hyperlink"/>
@@ -576,20 +565,14 @@
       </w:r>
       <w:r>
         <w:rPr>
+          <w:u w:val="single" w:color="0000ff"/>
           <w:rFonts w:ascii="Charis SIL Regular" w:hAnsi="Charis SIL Regular" w:eastAsia="Charis SIL Regular"/>
           <w:b w:val="0"/>
           <w:i w:val="0"/>
           <w:color w:val="000000"/>
           <w:sz w:val="24"/>
         </w:rPr>
-        <w:hyperlink r:id="rId12" w:history="1">
-          <w:r>
-            <w:rPr>
-              <w:rStyle w:val="Hyperlink"/>
-            </w:rPr>
-            <w:t>en</w:t>
-          </w:r>
-        </w:hyperlink>
+        <w:t>en</w:t>
       </w:r>
       <w:r>
         <w:rPr>
@@ -3614,7 +3597,7 @@
         <w:autoSpaceDN w:val="0"/>
         <w:autoSpaceDE w:val="0"/>
         <w:widowControl/>
-        <w:spacing w:line="538" w:lineRule="exact" w:before="478" w:after="0"/>
+        <w:spacing w:line="538" w:lineRule="exact" w:before="458" w:after="0"/>
         <w:ind w:left="0" w:right="0" w:firstLine="0"/>
         <w:jc w:val="left"/>
       </w:pPr>
@@ -3653,7 +3636,7 @@
       <w:pPr>
         <w:sectPr>
           <w:pgSz w:w="11900" w:h="16840"/>
-          <w:pgMar w:top="324" w:right="940" w:bottom="606" w:left="960" w:header="720" w:footer="720" w:gutter="0"/>
+          <w:pgMar w:top="324" w:right="940" w:bottom="616" w:left="960" w:header="720" w:footer="720" w:gutter="0"/>
           <w:cols/>
           <w:docGrid w:linePitch="360"/>
         </w:sectPr>

--- a/EXPORTS/DOCX/published/niveau2/Dutch/MilitaryAndNavy.docx
+++ b/EXPORTS/DOCX/published/niveau2/Dutch/MilitaryAndNavy.docx
@@ -554,46 +554,7 @@
           <w:color w:val="000000"/>
           <w:sz w:val="24"/>
         </w:rPr>
-        <w:t xml:space="preserve"> actief. Het KNIL werd gevormd door o</w:t>
-      </w:r>
-      <w:r>
-        <w:rPr>
-          <w:u w:val="single" w:color="0000ff"/>
-          <w:rFonts w:ascii="Charis SIL Regular" w:hAnsi="Charis SIL Regular" w:eastAsia="Charis SIL Regular"/>
-          <w:b w:val="0"/>
-          <w:i w:val="0"/>
-          <w:color w:val="000000"/>
-          <w:sz w:val="24"/>
-        </w:rPr>
-        <w:hyperlink r:id="rId12" w:history="1">
-          <w:r>
-            <w:rPr>
-              <w:rStyle w:val="Hyperlink"/>
-            </w:rPr>
-            <w:t>fficier</w:t>
-          </w:r>
-        </w:hyperlink>
-      </w:r>
-      <w:r>
-        <w:rPr>
-          <w:u w:val="single" w:color="0000ff"/>
-          <w:rFonts w:ascii="Charis SIL Regular" w:hAnsi="Charis SIL Regular" w:eastAsia="Charis SIL Regular"/>
-          <w:b w:val="0"/>
-          <w:i w:val="0"/>
-          <w:color w:val="000000"/>
-          <w:sz w:val="24"/>
-        </w:rPr>
-        <w:t>en</w:t>
-      </w:r>
-      <w:r>
-        <w:rPr>
-          <w:rFonts w:ascii="Charis SIL Regular" w:hAnsi="Charis SIL Regular" w:eastAsia="Charis SIL Regular"/>
-          <w:b w:val="0"/>
-          <w:i w:val="0"/>
-          <w:color w:val="000000"/>
-          <w:sz w:val="24"/>
-        </w:rPr>
-        <w:t xml:space="preserve"> met </w:t>
+        <w:t xml:space="preserve"> actief. Het KNIL werd gevormd door officieren met </w:t>
       </w:r>
       <w:r>
         <w:rPr>
@@ -905,32 +866,7 @@
           <w:color w:val="000000"/>
           <w:sz w:val="24"/>
         </w:rPr>
-        <w:hyperlink r:id="rId14" w:history="1">
-          <w:r>
-            <w:rPr>
-              <w:rStyle w:val="Hyperlink"/>
-            </w:rPr>
-            <w:t>nstplichtige soldaten uit h</w:t>
-          </w:r>
-        </w:hyperlink>
-      </w:r>
-      <w:r>
-        <w:rPr>
-          <w:u w:val="single" w:color="0000ff"/>
-          <w:rFonts w:ascii="Charis SIL Regular" w:hAnsi="Charis SIL Regular" w:eastAsia="Charis SIL Regular"/>
-          <w:b w:val="0"/>
-          <w:i w:val="0"/>
-          <w:color w:val="000000"/>
-          <w:sz w:val="24"/>
-        </w:rPr>
-        <w:hyperlink r:id="rId14" w:history="1">
-          <w:r>
-            <w:rPr>
-              <w:rStyle w:val="Hyperlink"/>
-            </w:rPr>
-            <w:t>et N</w:t>
-          </w:r>
-        </w:hyperlink>
+        <w:t>nstplichtige soldaten uit het N</w:t>
       </w:r>
       <w:r>
         <w:rPr>

--- a/EXPORTS/DOCX/published/niveau2/Dutch/MilitaryAndNavy.docx
+++ b/EXPORTS/DOCX/published/niveau2/Dutch/MilitaryAndNavy.docx
@@ -855,18 +855,7 @@
           <w:color w:val="000000"/>
           <w:sz w:val="24"/>
         </w:rPr>
-        <w:t>werden tienduizenden vrijwillige en die</w:t>
-      </w:r>
-      <w:r>
-        <w:rPr>
-          <w:u w:val="single" w:color="0000ff"/>
-          <w:rFonts w:ascii="Charis SIL Regular" w:hAnsi="Charis SIL Regular" w:eastAsia="Charis SIL Regular"/>
-          <w:b w:val="0"/>
-          <w:i w:val="0"/>
-          <w:color w:val="000000"/>
-          <w:sz w:val="24"/>
-        </w:rPr>
-        <w:t>nstplichtige soldaten uit het N</w:t>
+        <w:t>werden tienduizenden vrijwillige en dienstplichtige soldaten uit het N</w:t>
       </w:r>
       <w:r>
         <w:rPr>

--- a/EXPORTS/DOCX/published/niveau2/Dutch/MilitaryAndNavy.docx
+++ b/EXPORTS/DOCX/published/niveau2/Dutch/MilitaryAndNavy.docx
@@ -554,7 +554,52 @@
           <w:color w:val="000000"/>
           <w:sz w:val="24"/>
         </w:rPr>
-        <w:t xml:space="preserve"> actief. Het KNIL werd gevormd door officieren met </w:t>
+        <w:t xml:space="preserve"> actief. Het KNIL werd gevormd door o</w:t>
+      </w:r>
+      <w:r>
+        <w:rPr>
+          <w:u w:val="single" w:color="0000ff"/>
+          <w:rFonts w:ascii="Charis SIL Regular" w:hAnsi="Charis SIL Regular" w:eastAsia="Charis SIL Regular"/>
+          <w:b w:val="0"/>
+          <w:i w:val="0"/>
+          <w:color w:val="000000"/>
+          <w:sz w:val="24"/>
+        </w:rPr>
+        <w:hyperlink r:id="rId12" w:history="1">
+          <w:r>
+            <w:rPr>
+              <w:rStyle w:val="Hyperlink"/>
+            </w:rPr>
+            <w:t>fficier</w:t>
+          </w:r>
+        </w:hyperlink>
+      </w:r>
+      <w:r>
+        <w:rPr>
+          <w:rFonts w:ascii="Charis SIL Regular" w:hAnsi="Charis SIL Regular" w:eastAsia="Charis SIL Regular"/>
+          <w:b w:val="0"/>
+          <w:i w:val="0"/>
+          <w:color w:val="000000"/>
+          <w:sz w:val="24"/>
+        </w:rPr>
+        <w:hyperlink r:id="rId12" w:history="1">
+          <w:r>
+            <w:rPr>
+              <w:rStyle w:val="Hyperlink"/>
+            </w:rPr>
+            <w:t>en</w:t>
+          </w:r>
+        </w:hyperlink>
+      </w:r>
+      <w:r>
+        <w:rPr>
+          <w:rFonts w:ascii="Charis SIL Regular" w:hAnsi="Charis SIL Regular" w:eastAsia="Charis SIL Regular"/>
+          <w:b w:val="0"/>
+          <w:i w:val="0"/>
+          <w:color w:val="000000"/>
+          <w:sz w:val="24"/>
+        </w:rPr>
+        <w:t xml:space="preserve"> met </w:t>
       </w:r>
       <w:r>
         <w:rPr>
@@ -855,7 +900,43 @@
           <w:color w:val="000000"/>
           <w:sz w:val="24"/>
         </w:rPr>
-        <w:t>werden tienduizenden vrijwillige en dienstplichtige soldaten uit het N</w:t>
+        <w:t>werden tienduizenden vrijwillige en die</w:t>
+      </w:r>
+      <w:r>
+        <w:rPr>
+          <w:u w:val="single" w:color="0000ff"/>
+          <w:rFonts w:ascii="Charis SIL Regular" w:hAnsi="Charis SIL Regular" w:eastAsia="Charis SIL Regular"/>
+          <w:b w:val="0"/>
+          <w:i w:val="0"/>
+          <w:color w:val="000000"/>
+          <w:sz w:val="24"/>
+        </w:rPr>
+        <w:hyperlink r:id="rId14" w:history="1">
+          <w:r>
+            <w:rPr>
+              <w:rStyle w:val="Hyperlink"/>
+            </w:rPr>
+            <w:t>nstplichtige soldaten uit h</w:t>
+          </w:r>
+        </w:hyperlink>
+      </w:r>
+      <w:r>
+        <w:rPr>
+          <w:u w:val="single" w:color="0000ff"/>
+          <w:rFonts w:ascii="Charis SIL Regular" w:hAnsi="Charis SIL Regular" w:eastAsia="Charis SIL Regular"/>
+          <w:b w:val="0"/>
+          <w:i w:val="0"/>
+          <w:color w:val="000000"/>
+          <w:sz w:val="24"/>
+        </w:rPr>
+        <w:hyperlink r:id="rId14" w:history="1">
+          <w:r>
+            <w:rPr>
+              <w:rStyle w:val="Hyperlink"/>
+            </w:rPr>
+            <w:t>et N</w:t>
+          </w:r>
+        </w:hyperlink>
       </w:r>
       <w:r>
         <w:rPr>

--- a/EXPORTS/DOCX/published/niveau2/Dutch/MilitaryAndNavy.docx
+++ b/EXPORTS/DOCX/published/niveau2/Dutch/MilitaryAndNavy.docx
@@ -289,64 +289,7 @@
           <w:color w:val="000000"/>
           <w:sz w:val="24"/>
         </w:rPr>
-        <w:t xml:space="preserve">in belangrijke mate op de </w:t>
-      </w:r>
-      <w:r>
-        <w:rPr>
-          <w:u w:val="single" w:color="0000ff"/>
-          <w:rFonts w:ascii="Charis SIL Regular" w:hAnsi="Charis SIL Regular" w:eastAsia="Charis SIL Regular"/>
-          <w:b w:val="0"/>
-          <w:i w:val="0"/>
-          <w:color w:val="000000"/>
-          <w:sz w:val="24"/>
-        </w:rPr>
-        <w:hyperlink r:id="rId9" w:history="1">
-          <w:r>
-            <w:rPr>
-              <w:rStyle w:val="Hyperlink"/>
-            </w:rPr>
-            <w:t>inzet van he</w:t>
-          </w:r>
-        </w:hyperlink>
-      </w:r>
-      <w:r>
-        <w:rPr>
-          <w:u w:val="single" w:color="0000ff"/>
-          <w:rFonts w:ascii="Charis SIL Regular" w:hAnsi="Charis SIL Regular" w:eastAsia="Charis SIL Regular"/>
-          <w:b w:val="0"/>
-          <w:i w:val="0"/>
-          <w:color w:val="000000"/>
-          <w:sz w:val="24"/>
-        </w:rPr>
-        <w:hyperlink r:id="rId9" w:history="1">
-          <w:r>
-            <w:rPr>
-              <w:rStyle w:val="Hyperlink"/>
-            </w:rPr>
-            <w:t>t leg</w:t>
-          </w:r>
-        </w:hyperlink>
-      </w:r>
-      <w:r>
-        <w:rPr>
-          <w:u w:val="single" w:color="0000ff"/>
-          <w:rFonts w:ascii="Charis SIL Regular" w:hAnsi="Charis SIL Regular" w:eastAsia="Charis SIL Regular"/>
-          <w:b w:val="0"/>
-          <w:i w:val="0"/>
-          <w:color w:val="000000"/>
-          <w:sz w:val="24"/>
-        </w:rPr>
-        <w:t>e</w:t>
-      </w:r>
-      <w:r>
-        <w:rPr>
-          <w:rFonts w:ascii="Charis SIL Regular" w:hAnsi="Charis SIL Regular" w:eastAsia="Charis SIL Regular"/>
-          <w:b w:val="0"/>
-          <w:i w:val="0"/>
-          <w:color w:val="000000"/>
-          <w:sz w:val="24"/>
-        </w:rPr>
-        <w:t>r</w:t>
+        <w:t>in belangrijke mate op de inzet van het leger</w:t>
       </w:r>
       <w:r>
         <w:rPr>
@@ -414,7 +357,7 @@
           <w:sz w:val="24"/>
           <w:u w:val="single"/>
         </w:rPr>
-        <w:hyperlink r:id="rId12" w:history="1">
+        <w:hyperlink r:id="rId11" w:history="1">
           <w:r>
             <w:rPr>
               <w:rStyle w:val="Hyperlink"/>

--- a/EXPORTS/DOCX/published/niveau2/Dutch/MilitaryAndNavy.docx
+++ b/EXPORTS/DOCX/published/niveau2/Dutch/MilitaryAndNavy.docx
@@ -289,7 +289,64 @@
           <w:color w:val="000000"/>
           <w:sz w:val="24"/>
         </w:rPr>
-        <w:t>in belangrijke mate op de inzet van het leger</w:t>
+        <w:t xml:space="preserve">in belangrijke mate op de </w:t>
+      </w:r>
+      <w:r>
+        <w:rPr>
+          <w:u w:val="single" w:color="0000ff"/>
+          <w:rFonts w:ascii="Charis SIL Regular" w:hAnsi="Charis SIL Regular" w:eastAsia="Charis SIL Regular"/>
+          <w:b w:val="0"/>
+          <w:i w:val="0"/>
+          <w:color w:val="000000"/>
+          <w:sz w:val="24"/>
+        </w:rPr>
+        <w:hyperlink r:id="rId9" w:history="1">
+          <w:r>
+            <w:rPr>
+              <w:rStyle w:val="Hyperlink"/>
+            </w:rPr>
+            <w:t>inzet van he</w:t>
+          </w:r>
+        </w:hyperlink>
+      </w:r>
+      <w:r>
+        <w:rPr>
+          <w:u w:val="single" w:color="0000ff"/>
+          <w:rFonts w:ascii="Charis SIL Regular" w:hAnsi="Charis SIL Regular" w:eastAsia="Charis SIL Regular"/>
+          <w:b w:val="0"/>
+          <w:i w:val="0"/>
+          <w:color w:val="000000"/>
+          <w:sz w:val="24"/>
+        </w:rPr>
+        <w:hyperlink r:id="rId9" w:history="1">
+          <w:r>
+            <w:rPr>
+              <w:rStyle w:val="Hyperlink"/>
+            </w:rPr>
+            <w:t>t leg</w:t>
+          </w:r>
+        </w:hyperlink>
+      </w:r>
+      <w:r>
+        <w:rPr>
+          <w:u w:val="single" w:color="0000ff"/>
+          <w:rFonts w:ascii="Charis SIL Regular" w:hAnsi="Charis SIL Regular" w:eastAsia="Charis SIL Regular"/>
+          <w:b w:val="0"/>
+          <w:i w:val="0"/>
+          <w:color w:val="000000"/>
+          <w:sz w:val="24"/>
+        </w:rPr>
+        <w:t>e</w:t>
+      </w:r>
+      <w:r>
+        <w:rPr>
+          <w:rFonts w:ascii="Charis SIL Regular" w:hAnsi="Charis SIL Regular" w:eastAsia="Charis SIL Regular"/>
+          <w:b w:val="0"/>
+          <w:i w:val="0"/>
+          <w:color w:val="000000"/>
+          <w:sz w:val="24"/>
+        </w:rPr>
+        <w:t>r</w:t>
       </w:r>
       <w:r>
         <w:rPr>
@@ -357,7 +414,7 @@
           <w:sz w:val="24"/>
           <w:u w:val="single"/>
         </w:rPr>
-        <w:hyperlink r:id="rId11" w:history="1">
+        <w:hyperlink r:id="rId12" w:history="1">
           <w:r>
             <w:rPr>
               <w:rStyle w:val="Hyperlink"/>

--- a/EXPORTS/DOCX/published/niveau2/Dutch/MilitaryAndNavy.docx
+++ b/EXPORTS/DOCX/published/niveau2/Dutch/MilitaryAndNavy.docx
@@ -329,24 +329,13 @@
       </w:r>
       <w:r>
         <w:rPr>
-          <w:u w:val="single" w:color="0000ff"/>
           <w:rFonts w:ascii="Charis SIL Regular" w:hAnsi="Charis SIL Regular" w:eastAsia="Charis SIL Regular"/>
           <w:b w:val="0"/>
           <w:i w:val="0"/>
           <w:color w:val="000000"/>
           <w:sz w:val="24"/>
         </w:rPr>
-        <w:t>e</w:t>
-      </w:r>
-      <w:r>
-        <w:rPr>
-          <w:rFonts w:ascii="Charis SIL Regular" w:hAnsi="Charis SIL Regular" w:eastAsia="Charis SIL Regular"/>
-          <w:b w:val="0"/>
-          <w:i w:val="0"/>
-          <w:color w:val="000000"/>
-          <w:sz w:val="24"/>
-        </w:rPr>
-        <w:t>r</w:t>
+        <w:t>er</w:t>
       </w:r>
       <w:r>
         <w:rPr>
@@ -414,7 +403,7 @@
           <w:sz w:val="24"/>
           <w:u w:val="single"/>
         </w:rPr>
-        <w:hyperlink r:id="rId12" w:history="1">
+        <w:hyperlink r:id="rId11" w:history="1">
           <w:r>
             <w:rPr>
               <w:rStyle w:val="Hyperlink"/>
@@ -593,13 +582,24 @@
       </w:r>
       <w:r>
         <w:rPr>
+          <w:u w:val="single" w:color="0000ff"/>
           <w:rFonts w:ascii="Charis SIL Regular" w:hAnsi="Charis SIL Regular" w:eastAsia="Charis SIL Regular"/>
           <w:b w:val="0"/>
           <w:i w:val="0"/>
           <w:color w:val="000000"/>
           <w:sz w:val="24"/>
         </w:rPr>
-        <w:t xml:space="preserve"> met </w:t>
+        <w:t xml:space="preserve"> m</w:t>
+      </w:r>
+      <w:r>
+        <w:rPr>
+          <w:rFonts w:ascii="Charis SIL Regular" w:hAnsi="Charis SIL Regular" w:eastAsia="Charis SIL Regular"/>
+          <w:b w:val="0"/>
+          <w:i w:val="0"/>
+          <w:color w:val="000000"/>
+          <w:sz w:val="24"/>
+        </w:rPr>
+        <w:t xml:space="preserve">et </w:t>
       </w:r>
       <w:r>
         <w:rPr>

--- a/EXPORTS/DOCX/published/niveau2/Dutch/MilitaryAndNavy.docx
+++ b/EXPORTS/DOCX/published/niveau2/Dutch/MilitaryAndNavy.docx
@@ -329,13 +329,24 @@
       </w:r>
       <w:r>
         <w:rPr>
+          <w:u w:val="single" w:color="0000ff"/>
           <w:rFonts w:ascii="Charis SIL Regular" w:hAnsi="Charis SIL Regular" w:eastAsia="Charis SIL Regular"/>
           <w:b w:val="0"/>
           <w:i w:val="0"/>
           <w:color w:val="000000"/>
           <w:sz w:val="24"/>
         </w:rPr>
-        <w:t>er</w:t>
+        <w:t>e</w:t>
+      </w:r>
+      <w:r>
+        <w:rPr>
+          <w:rFonts w:ascii="Charis SIL Regular" w:hAnsi="Charis SIL Regular" w:eastAsia="Charis SIL Regular"/>
+          <w:b w:val="0"/>
+          <w:i w:val="0"/>
+          <w:color w:val="000000"/>
+          <w:sz w:val="24"/>
+        </w:rPr>
+        <w:t>r</w:t>
       </w:r>
       <w:r>
         <w:rPr>
@@ -543,63 +554,7 @@
           <w:color w:val="000000"/>
           <w:sz w:val="24"/>
         </w:rPr>
-        <w:t xml:space="preserve"> actief. Het KNIL werd gevormd door o</w:t>
-      </w:r>
-      <w:r>
-        <w:rPr>
-          <w:u w:val="single" w:color="0000ff"/>
-          <w:rFonts w:ascii="Charis SIL Regular" w:hAnsi="Charis SIL Regular" w:eastAsia="Charis SIL Regular"/>
-          <w:b w:val="0"/>
-          <w:i w:val="0"/>
-          <w:color w:val="000000"/>
-          <w:sz w:val="24"/>
-        </w:rPr>
-        <w:hyperlink r:id="rId12" w:history="1">
-          <w:r>
-            <w:rPr>
-              <w:rStyle w:val="Hyperlink"/>
-            </w:rPr>
-            <w:t>fficier</w:t>
-          </w:r>
-        </w:hyperlink>
-      </w:r>
-      <w:r>
-        <w:rPr>
-          <w:rFonts w:ascii="Charis SIL Regular" w:hAnsi="Charis SIL Regular" w:eastAsia="Charis SIL Regular"/>
-          <w:b w:val="0"/>
-          <w:i w:val="0"/>
-          <w:color w:val="000000"/>
-          <w:sz w:val="24"/>
-        </w:rPr>
-        <w:hyperlink r:id="rId12" w:history="1">
-          <w:r>
-            <w:rPr>
-              <w:rStyle w:val="Hyperlink"/>
-            </w:rPr>
-            <w:t>en</w:t>
-          </w:r>
-        </w:hyperlink>
-      </w:r>
-      <w:r>
-        <w:rPr>
-          <w:u w:val="single" w:color="0000ff"/>
-          <w:rFonts w:ascii="Charis SIL Regular" w:hAnsi="Charis SIL Regular" w:eastAsia="Charis SIL Regular"/>
-          <w:b w:val="0"/>
-          <w:i w:val="0"/>
-          <w:color w:val="000000"/>
-          <w:sz w:val="24"/>
-        </w:rPr>
-        <w:t xml:space="preserve"> m</w:t>
-      </w:r>
-      <w:r>
-        <w:rPr>
-          <w:rFonts w:ascii="Charis SIL Regular" w:hAnsi="Charis SIL Regular" w:eastAsia="Charis SIL Regular"/>
-          <w:b w:val="0"/>
-          <w:i w:val="0"/>
-          <w:color w:val="000000"/>
-          <w:sz w:val="24"/>
-        </w:rPr>
-        <w:t xml:space="preserve">et </w:t>
+        <w:t xml:space="preserve"> actief. Het KNIL werd gevormd door officieren met </w:t>
       </w:r>
       <w:r>
         <w:rPr>

--- a/EXPORTS/DOCX/published/niveau2/Dutch/MilitaryAndNavy.docx
+++ b/EXPORTS/DOCX/published/niveau2/Dutch/MilitaryAndNavy.docx
@@ -414,7 +414,7 @@
           <w:sz w:val="24"/>
           <w:u w:val="single"/>
         </w:rPr>
-        <w:hyperlink r:id="rId12" w:history="1">
+        <w:hyperlink r:id="rId11" w:history="1">
           <w:r>
             <w:rPr>
               <w:rStyle w:val="Hyperlink"/>
@@ -900,43 +900,7 @@
           <w:color w:val="000000"/>
           <w:sz w:val="24"/>
         </w:rPr>
-        <w:t>werden tienduizenden vrijwillige en die</w:t>
-      </w:r>
-      <w:r>
-        <w:rPr>
-          <w:u w:val="single" w:color="0000ff"/>
-          <w:rFonts w:ascii="Charis SIL Regular" w:hAnsi="Charis SIL Regular" w:eastAsia="Charis SIL Regular"/>
-          <w:b w:val="0"/>
-          <w:i w:val="0"/>
-          <w:color w:val="000000"/>
-          <w:sz w:val="24"/>
-        </w:rPr>
-        <w:hyperlink r:id="rId14" w:history="1">
-          <w:r>
-            <w:rPr>
-              <w:rStyle w:val="Hyperlink"/>
-            </w:rPr>
-            <w:t>nstplichtige soldaten uit h</w:t>
-          </w:r>
-        </w:hyperlink>
-      </w:r>
-      <w:r>
-        <w:rPr>
-          <w:u w:val="single" w:color="0000ff"/>
-          <w:rFonts w:ascii="Charis SIL Regular" w:hAnsi="Charis SIL Regular" w:eastAsia="Charis SIL Regular"/>
-          <w:b w:val="0"/>
-          <w:i w:val="0"/>
-          <w:color w:val="000000"/>
-          <w:sz w:val="24"/>
-        </w:rPr>
-        <w:hyperlink r:id="rId14" w:history="1">
-          <w:r>
-            <w:rPr>
-              <w:rStyle w:val="Hyperlink"/>
-            </w:rPr>
-            <w:t>et N</w:t>
-          </w:r>
-        </w:hyperlink>
+        <w:t>werden tienduizenden vrijwillige en dienstplichtige soldaten uit het N</w:t>
       </w:r>
       <w:r>
         <w:rPr>

--- a/EXPORTS/DOCX/published/niveau2/Dutch/MilitaryAndNavy.docx
+++ b/EXPORTS/DOCX/published/niveau2/Dutch/MilitaryAndNavy.docx
@@ -900,7 +900,43 @@
           <w:color w:val="000000"/>
           <w:sz w:val="24"/>
         </w:rPr>
-        <w:t>werden tienduizenden vrijwillige en dienstplichtige soldaten uit het N</w:t>
+        <w:t>werden tienduizenden vrijwillige en die</w:t>
+      </w:r>
+      <w:r>
+        <w:rPr>
+          <w:u w:val="single" w:color="0000ff"/>
+          <w:rFonts w:ascii="Charis SIL Regular" w:hAnsi="Charis SIL Regular" w:eastAsia="Charis SIL Regular"/>
+          <w:b w:val="0"/>
+          <w:i w:val="0"/>
+          <w:color w:val="000000"/>
+          <w:sz w:val="24"/>
+        </w:rPr>
+        <w:hyperlink r:id="rId14" w:history="1">
+          <w:r>
+            <w:rPr>
+              <w:rStyle w:val="Hyperlink"/>
+            </w:rPr>
+            <w:t>nstplichtige soldaten uit h</w:t>
+          </w:r>
+        </w:hyperlink>
+      </w:r>
+      <w:r>
+        <w:rPr>
+          <w:u w:val="single" w:color="0000ff"/>
+          <w:rFonts w:ascii="Charis SIL Regular" w:hAnsi="Charis SIL Regular" w:eastAsia="Charis SIL Regular"/>
+          <w:b w:val="0"/>
+          <w:i w:val="0"/>
+          <w:color w:val="000000"/>
+          <w:sz w:val="24"/>
+        </w:rPr>
+        <w:hyperlink r:id="rId14" w:history="1">
+          <w:r>
+            <w:rPr>
+              <w:rStyle w:val="Hyperlink"/>
+            </w:rPr>
+            <w:t>et N</w:t>
+          </w:r>
+        </w:hyperlink>
       </w:r>
       <w:r>
         <w:rPr>

--- a/EXPORTS/DOCX/published/niveau2/Dutch/MilitaryAndNavy.docx
+++ b/EXPORTS/DOCX/published/niveau2/Dutch/MilitaryAndNavy.docx
@@ -414,7 +414,7 @@
           <w:sz w:val="24"/>
           <w:u w:val="single"/>
         </w:rPr>
-        <w:hyperlink r:id="rId11" w:history="1">
+        <w:hyperlink r:id="rId12" w:history="1">
           <w:r>
             <w:rPr>
               <w:rStyle w:val="Hyperlink"/>

--- a/EXPORTS/DOCX/published/niveau2/Dutch/MilitaryAndNavy.docx
+++ b/EXPORTS/DOCX/published/niveau2/Dutch/MilitaryAndNavy.docx
@@ -565,31 +565,7 @@
           <w:color w:val="000000"/>
           <w:sz w:val="24"/>
         </w:rPr>
-        <w:hyperlink r:id="rId12" w:history="1">
-          <w:r>
-            <w:rPr>
-              <w:rStyle w:val="Hyperlink"/>
-            </w:rPr>
-            <w:t>fficier</w:t>
-          </w:r>
-        </w:hyperlink>
-      </w:r>
-      <w:r>
-        <w:rPr>
-          <w:rFonts w:ascii="Charis SIL Regular" w:hAnsi="Charis SIL Regular" w:eastAsia="Charis SIL Regular"/>
-          <w:b w:val="0"/>
-          <w:i w:val="0"/>
-          <w:color w:val="000000"/>
-          <w:sz w:val="24"/>
-        </w:rPr>
-        <w:hyperlink r:id="rId12" w:history="1">
-          <w:r>
-            <w:rPr>
-              <w:rStyle w:val="Hyperlink"/>
-            </w:rPr>
-            <w:t>en</w:t>
-          </w:r>
-        </w:hyperlink>
+        <w:t>fficieren</w:t>
       </w:r>
       <w:r>
         <w:rPr>
@@ -628,68 +604,7 @@
           <w:color w:val="000000"/>
           <w:sz w:val="24"/>
         </w:rPr>
-        <w:hyperlink r:id="rId12" w:history="1">
-          <w:r>
-            <w:rPr>
-              <w:rStyle w:val="Hyperlink"/>
-            </w:rPr>
-            <w:t>f</w:t>
-          </w:r>
-        </w:hyperlink>
-      </w:r>
-      <w:r>
-        <w:rPr>
-          <w:u w:val="single" w:color="0000ff"/>
-          <w:rFonts w:ascii="Charis SIL Regular" w:hAnsi="Charis SIL Regular" w:eastAsia="Charis SIL Regular"/>
-          <w:b w:val="0"/>
-          <w:i w:val="0"/>
-          <w:color w:val="000000"/>
-          <w:sz w:val="24"/>
-        </w:rPr>
-        <w:hyperlink r:id="rId12" w:history="1">
-          <w:r>
-            <w:rPr>
-              <w:rStyle w:val="Hyperlink"/>
-            </w:rPr>
-            <w:t xml:space="preserve"> een an</w:t>
-          </w:r>
-        </w:hyperlink>
-      </w:r>
-      <w:r>
-        <w:rPr>
-          <w:u w:val="single" w:color="0000ff"/>
-          <w:rFonts w:ascii="Charis SIL Regular" w:hAnsi="Charis SIL Regular" w:eastAsia="Charis SIL Regular"/>
-          <w:b w:val="0"/>
-          <w:i w:val="0"/>
-          <w:color w:val="000000"/>
-          <w:sz w:val="24"/>
-        </w:rPr>
-        <w:hyperlink r:id="rId12" w:history="1">
-          <w:r>
-            <w:rPr>
-              <w:rStyle w:val="Hyperlink"/>
-            </w:rPr>
-            <w:t>d</w:t>
-          </w:r>
-        </w:hyperlink>
-      </w:r>
-      <w:r>
-        <w:rPr>
-          <w:u w:val="single" w:color="0000ff"/>
-          <w:rFonts w:ascii="Charis SIL Regular" w:hAnsi="Charis SIL Regular" w:eastAsia="Charis SIL Regular"/>
-          <w:b w:val="0"/>
-          <w:i w:val="0"/>
-          <w:color w:val="000000"/>
-          <w:sz w:val="24"/>
-        </w:rPr>
-        <w:hyperlink r:id="rId12" w:history="1">
-          <w:r>
-            <w:rPr>
-              <w:rStyle w:val="Hyperlink"/>
-            </w:rPr>
-            <w:t>ere E</w:t>
-          </w:r>
-        </w:hyperlink>
+        <w:t>f een andere E</w:t>
       </w:r>
       <w:r>
         <w:rPr>

--- a/EXPORTS/DOCX/published/niveau2/Dutch/MilitaryAndNavy.docx
+++ b/EXPORTS/DOCX/published/niveau2/Dutch/MilitaryAndNavy.docx
@@ -565,7 +565,31 @@
           <w:color w:val="000000"/>
           <w:sz w:val="24"/>
         </w:rPr>
-        <w:t>fficieren</w:t>
+        <w:hyperlink r:id="rId12" w:history="1">
+          <w:r>
+            <w:rPr>
+              <w:rStyle w:val="Hyperlink"/>
+            </w:rPr>
+            <w:t>fficier</w:t>
+          </w:r>
+        </w:hyperlink>
+      </w:r>
+      <w:r>
+        <w:rPr>
+          <w:rFonts w:ascii="Charis SIL Regular" w:hAnsi="Charis SIL Regular" w:eastAsia="Charis SIL Regular"/>
+          <w:b w:val="0"/>
+          <w:i w:val="0"/>
+          <w:color w:val="000000"/>
+          <w:sz w:val="24"/>
+        </w:rPr>
+        <w:hyperlink r:id="rId12" w:history="1">
+          <w:r>
+            <w:rPr>
+              <w:rStyle w:val="Hyperlink"/>
+            </w:rPr>
+            <w:t>en</w:t>
+          </w:r>
+        </w:hyperlink>
       </w:r>
       <w:r>
         <w:rPr>
@@ -604,7 +628,68 @@
           <w:color w:val="000000"/>
           <w:sz w:val="24"/>
         </w:rPr>
-        <w:t>f een andere E</w:t>
+        <w:hyperlink r:id="rId12" w:history="1">
+          <w:r>
+            <w:rPr>
+              <w:rStyle w:val="Hyperlink"/>
+            </w:rPr>
+            <w:t>f</w:t>
+          </w:r>
+        </w:hyperlink>
+      </w:r>
+      <w:r>
+        <w:rPr>
+          <w:u w:val="single" w:color="0000ff"/>
+          <w:rFonts w:ascii="Charis SIL Regular" w:hAnsi="Charis SIL Regular" w:eastAsia="Charis SIL Regular"/>
+          <w:b w:val="0"/>
+          <w:i w:val="0"/>
+          <w:color w:val="000000"/>
+          <w:sz w:val="24"/>
+        </w:rPr>
+        <w:hyperlink r:id="rId12" w:history="1">
+          <w:r>
+            <w:rPr>
+              <w:rStyle w:val="Hyperlink"/>
+            </w:rPr>
+            <w:t xml:space="preserve"> een an</w:t>
+          </w:r>
+        </w:hyperlink>
+      </w:r>
+      <w:r>
+        <w:rPr>
+          <w:u w:val="single" w:color="0000ff"/>
+          <w:rFonts w:ascii="Charis SIL Regular" w:hAnsi="Charis SIL Regular" w:eastAsia="Charis SIL Regular"/>
+          <w:b w:val="0"/>
+          <w:i w:val="0"/>
+          <w:color w:val="000000"/>
+          <w:sz w:val="24"/>
+        </w:rPr>
+        <w:hyperlink r:id="rId12" w:history="1">
+          <w:r>
+            <w:rPr>
+              <w:rStyle w:val="Hyperlink"/>
+            </w:rPr>
+            <w:t>d</w:t>
+          </w:r>
+        </w:hyperlink>
+      </w:r>
+      <w:r>
+        <w:rPr>
+          <w:u w:val="single" w:color="0000ff"/>
+          <w:rFonts w:ascii="Charis SIL Regular" w:hAnsi="Charis SIL Regular" w:eastAsia="Charis SIL Regular"/>
+          <w:b w:val="0"/>
+          <w:i w:val="0"/>
+          <w:color w:val="000000"/>
+          <w:sz w:val="24"/>
+        </w:rPr>
+        <w:hyperlink r:id="rId12" w:history="1">
+          <w:r>
+            <w:rPr>
+              <w:rStyle w:val="Hyperlink"/>
+            </w:rPr>
+            <w:t>ere E</w:t>
+          </w:r>
+        </w:hyperlink>
       </w:r>
       <w:r>
         <w:rPr>
@@ -815,25 +900,7 @@
           <w:color w:val="000000"/>
           <w:sz w:val="24"/>
         </w:rPr>
-        <w:t>werden tienduizenden vrijwillige en die</w:t>
-      </w:r>
-      <w:r>
-        <w:rPr>
-          <w:u w:val="single" w:color="0000ff"/>
-          <w:rFonts w:ascii="Charis SIL Regular" w:hAnsi="Charis SIL Regular" w:eastAsia="Charis SIL Regular"/>
-          <w:b w:val="0"/>
-          <w:i w:val="0"/>
-          <w:color w:val="000000"/>
-          <w:sz w:val="24"/>
-        </w:rPr>
-        <w:hyperlink r:id="rId14" w:history="1">
-          <w:r>
-            <w:rPr>
-              <w:rStyle w:val="Hyperlink"/>
-            </w:rPr>
-            <w:t>nstplichtige soldaten uit h</w:t>
-          </w:r>
-        </w:hyperlink>
+        <w:t>werden tienduizenden vrijwillige en dienstplichtige soldaten uit h</w:t>
       </w:r>
       <w:r>
         <w:rPr>
